--- a/templates/plananual/MATEMATICA 1° A 5°/1° MATEMÁTICA - PROGRAMACIÓN CURRICULAR ANUAL.docx
+++ b/templates/plananual/MATEMATICA 1° A 5°/1° MATEMÁTICA - PROGRAMACIÓN CURRICULAR ANUAL.docx
@@ -11216,6 +11216,7 @@
                 <w:szCs w:val="20"/>
               </w:rPr>
             </w:pPr>
+            <w:bookmarkStart w:id="1" w:name="_Hlk227075175"/>
             <w:r>
               <w:rPr>
                 <w:rFonts w:ascii="Arial Nova Cond" w:hAnsi="Arial Nova Cond" w:cs="Times New Roman"/>
@@ -11492,7 +11493,6 @@
           <w:tcPr>
             <w:tcW w:w="875" w:type="dxa"/>
             <w:vMerge w:val="restart"/>
-            <w:shd w:val="clear" w:color="auto" w:fill="auto"/>
             <w:vAlign w:val="center"/>
           </w:tcPr>
           <w:p>
@@ -11603,7 +11603,6 @@
         <w:tc>
           <w:tcPr>
             <w:tcW w:w="6169" w:type="dxa"/>
-            <w:shd w:val="clear" w:color="auto" w:fill="auto"/>
             <w:vAlign w:val="center"/>
           </w:tcPr>
           <w:p>
@@ -11638,7 +11637,6 @@
         <w:tc>
           <w:tcPr>
             <w:tcW w:w="2015" w:type="dxa"/>
-            <w:shd w:val="clear" w:color="auto" w:fill="auto"/>
             <w:vAlign w:val="center"/>
           </w:tcPr>
           <w:p>
@@ -11677,7 +11675,7 @@
               <w:autoSpaceDE w:val="0"/>
               <w:autoSpaceDN w:val="0"/>
               <w:adjustRightInd w:val="0"/>
-              <w:jc w:val="center"/>
+              <w:jc w:val="both"/>
               <w:rPr>
                 <w:rFonts w:ascii="Arial Nova Cond" w:hAnsi="Arial Nova Cond" w:cs="Arial"/>
                 <w:color w:val="000000"/>
@@ -11701,7 +11699,6 @@
         <w:tc>
           <w:tcPr>
             <w:tcW w:w="1337" w:type="dxa"/>
-            <w:shd w:val="clear" w:color="auto" w:fill="auto"/>
             <w:vAlign w:val="center"/>
           </w:tcPr>
           <w:p>
@@ -11740,7 +11737,6 @@
           <w:tcPr>
             <w:tcW w:w="875" w:type="dxa"/>
             <w:vMerge/>
-            <w:shd w:val="clear" w:color="auto" w:fill="auto"/>
             <w:vAlign w:val="center"/>
           </w:tcPr>
           <w:p>
@@ -11832,7 +11828,6 @@
         <w:tc>
           <w:tcPr>
             <w:tcW w:w="6169" w:type="dxa"/>
-            <w:shd w:val="clear" w:color="auto" w:fill="auto"/>
             <w:vAlign w:val="center"/>
           </w:tcPr>
           <w:p>
@@ -11867,7 +11862,6 @@
         <w:tc>
           <w:tcPr>
             <w:tcW w:w="2015" w:type="dxa"/>
-            <w:shd w:val="clear" w:color="auto" w:fill="auto"/>
             <w:vAlign w:val="center"/>
           </w:tcPr>
           <w:p>
@@ -11906,7 +11900,7 @@
               <w:autoSpaceDE w:val="0"/>
               <w:autoSpaceDN w:val="0"/>
               <w:adjustRightInd w:val="0"/>
-              <w:jc w:val="center"/>
+              <w:jc w:val="both"/>
               <w:rPr>
                 <w:rFonts w:ascii="Arial Nova Cond" w:hAnsi="Arial Nova Cond" w:cs="Arial"/>
                 <w:color w:val="000000"/>
@@ -11930,7 +11924,6 @@
         <w:tc>
           <w:tcPr>
             <w:tcW w:w="1337" w:type="dxa"/>
-            <w:shd w:val="clear" w:color="auto" w:fill="auto"/>
             <w:vAlign w:val="center"/>
           </w:tcPr>
           <w:p>
@@ -11969,7 +11962,6 @@
           <w:tcPr>
             <w:tcW w:w="875" w:type="dxa"/>
             <w:vMerge/>
-            <w:shd w:val="clear" w:color="auto" w:fill="auto"/>
             <w:vAlign w:val="center"/>
           </w:tcPr>
           <w:p>
@@ -12061,7 +12053,6 @@
         <w:tc>
           <w:tcPr>
             <w:tcW w:w="6169" w:type="dxa"/>
-            <w:shd w:val="clear" w:color="auto" w:fill="auto"/>
             <w:vAlign w:val="center"/>
           </w:tcPr>
           <w:p>
@@ -12096,7 +12087,6 @@
         <w:tc>
           <w:tcPr>
             <w:tcW w:w="2015" w:type="dxa"/>
-            <w:shd w:val="clear" w:color="auto" w:fill="auto"/>
             <w:vAlign w:val="center"/>
           </w:tcPr>
           <w:p>
@@ -12135,7 +12125,7 @@
               <w:autoSpaceDE w:val="0"/>
               <w:autoSpaceDN w:val="0"/>
               <w:adjustRightInd w:val="0"/>
-              <w:jc w:val="center"/>
+              <w:jc w:val="both"/>
               <w:rPr>
                 <w:rFonts w:ascii="Arial Nova Cond" w:hAnsi="Arial Nova Cond" w:cs="Arial"/>
                 <w:color w:val="000000"/>
@@ -12159,7 +12149,6 @@
         <w:tc>
           <w:tcPr>
             <w:tcW w:w="1337" w:type="dxa"/>
-            <w:shd w:val="clear" w:color="auto" w:fill="auto"/>
             <w:vAlign w:val="center"/>
           </w:tcPr>
           <w:p>
@@ -12198,7 +12187,6 @@
           <w:tcPr>
             <w:tcW w:w="875" w:type="dxa"/>
             <w:vMerge w:val="restart"/>
-            <w:shd w:val="clear" w:color="auto" w:fill="auto"/>
             <w:vAlign w:val="center"/>
           </w:tcPr>
           <w:p>
@@ -12301,7 +12289,6 @@
         <w:tc>
           <w:tcPr>
             <w:tcW w:w="6169" w:type="dxa"/>
-            <w:shd w:val="clear" w:color="auto" w:fill="auto"/>
             <w:vAlign w:val="center"/>
           </w:tcPr>
           <w:p>
@@ -12337,7 +12324,6 @@
         <w:tc>
           <w:tcPr>
             <w:tcW w:w="2015" w:type="dxa"/>
-            <w:shd w:val="clear" w:color="auto" w:fill="auto"/>
             <w:vAlign w:val="center"/>
           </w:tcPr>
           <w:p>
@@ -12376,7 +12362,7 @@
               <w:autoSpaceDE w:val="0"/>
               <w:autoSpaceDN w:val="0"/>
               <w:adjustRightInd w:val="0"/>
-              <w:jc w:val="center"/>
+              <w:jc w:val="both"/>
               <w:rPr>
                 <w:rFonts w:ascii="Arial Nova Cond" w:hAnsi="Arial Nova Cond" w:cs="Arial"/>
                 <w:color w:val="000000"/>
@@ -12400,7 +12386,6 @@
         <w:tc>
           <w:tcPr>
             <w:tcW w:w="1337" w:type="dxa"/>
-            <w:shd w:val="clear" w:color="auto" w:fill="auto"/>
             <w:vAlign w:val="center"/>
           </w:tcPr>
           <w:p>
@@ -12439,7 +12424,6 @@
           <w:tcPr>
             <w:tcW w:w="875" w:type="dxa"/>
             <w:vMerge/>
-            <w:shd w:val="clear" w:color="auto" w:fill="auto"/>
             <w:vAlign w:val="center"/>
           </w:tcPr>
           <w:p>
@@ -12531,7 +12515,6 @@
         <w:tc>
           <w:tcPr>
             <w:tcW w:w="6169" w:type="dxa"/>
-            <w:shd w:val="clear" w:color="auto" w:fill="auto"/>
             <w:vAlign w:val="center"/>
           </w:tcPr>
           <w:p>
@@ -12567,7 +12550,6 @@
         <w:tc>
           <w:tcPr>
             <w:tcW w:w="2015" w:type="dxa"/>
-            <w:shd w:val="clear" w:color="auto" w:fill="auto"/>
             <w:vAlign w:val="center"/>
           </w:tcPr>
           <w:p>
@@ -12606,7 +12588,7 @@
               <w:autoSpaceDE w:val="0"/>
               <w:autoSpaceDN w:val="0"/>
               <w:adjustRightInd w:val="0"/>
-              <w:jc w:val="center"/>
+              <w:jc w:val="both"/>
               <w:rPr>
                 <w:rFonts w:ascii="Arial Nova Cond" w:hAnsi="Arial Nova Cond" w:cs="Arial"/>
                 <w:color w:val="000000"/>
@@ -12630,7 +12612,6 @@
         <w:tc>
           <w:tcPr>
             <w:tcW w:w="1337" w:type="dxa"/>
-            <w:shd w:val="clear" w:color="auto" w:fill="auto"/>
             <w:vAlign w:val="center"/>
           </w:tcPr>
           <w:p>
@@ -12669,7 +12650,6 @@
           <w:tcPr>
             <w:tcW w:w="875" w:type="dxa"/>
             <w:vMerge w:val="restart"/>
-            <w:shd w:val="clear" w:color="auto" w:fill="auto"/>
             <w:vAlign w:val="center"/>
           </w:tcPr>
           <w:p>
@@ -12773,7 +12753,6 @@
         <w:tc>
           <w:tcPr>
             <w:tcW w:w="6169" w:type="dxa"/>
-            <w:shd w:val="clear" w:color="auto" w:fill="auto"/>
             <w:vAlign w:val="center"/>
           </w:tcPr>
           <w:p>
@@ -12809,7 +12788,6 @@
         <w:tc>
           <w:tcPr>
             <w:tcW w:w="2015" w:type="dxa"/>
-            <w:shd w:val="clear" w:color="auto" w:fill="auto"/>
             <w:vAlign w:val="center"/>
           </w:tcPr>
           <w:p>
@@ -12848,7 +12826,7 @@
               <w:autoSpaceDE w:val="0"/>
               <w:autoSpaceDN w:val="0"/>
               <w:adjustRightInd w:val="0"/>
-              <w:jc w:val="center"/>
+              <w:jc w:val="both"/>
               <w:rPr>
                 <w:rFonts w:ascii="Arial Nova Cond" w:hAnsi="Arial Nova Cond" w:cs="Arial"/>
                 <w:color w:val="000000"/>
@@ -12872,7 +12850,6 @@
         <w:tc>
           <w:tcPr>
             <w:tcW w:w="1337" w:type="dxa"/>
-            <w:shd w:val="clear" w:color="auto" w:fill="auto"/>
             <w:vAlign w:val="center"/>
           </w:tcPr>
           <w:p>
@@ -12911,7 +12888,6 @@
           <w:tcPr>
             <w:tcW w:w="875" w:type="dxa"/>
             <w:vMerge/>
-            <w:shd w:val="clear" w:color="auto" w:fill="auto"/>
             <w:vAlign w:val="center"/>
           </w:tcPr>
           <w:p>
@@ -13003,7 +12979,6 @@
         <w:tc>
           <w:tcPr>
             <w:tcW w:w="6169" w:type="dxa"/>
-            <w:shd w:val="clear" w:color="auto" w:fill="auto"/>
             <w:vAlign w:val="center"/>
           </w:tcPr>
           <w:p>
@@ -13038,7 +13013,6 @@
         <w:tc>
           <w:tcPr>
             <w:tcW w:w="2015" w:type="dxa"/>
-            <w:shd w:val="clear" w:color="auto" w:fill="auto"/>
             <w:vAlign w:val="center"/>
           </w:tcPr>
           <w:p>
@@ -13077,7 +13051,7 @@
               <w:autoSpaceDE w:val="0"/>
               <w:autoSpaceDN w:val="0"/>
               <w:adjustRightInd w:val="0"/>
-              <w:jc w:val="center"/>
+              <w:jc w:val="both"/>
               <w:rPr>
                 <w:rFonts w:ascii="Arial Nova Cond" w:hAnsi="Arial Nova Cond" w:cs="Arial"/>
                 <w:color w:val="000000"/>
@@ -13101,7 +13075,6 @@
         <w:tc>
           <w:tcPr>
             <w:tcW w:w="1337" w:type="dxa"/>
-            <w:shd w:val="clear" w:color="auto" w:fill="auto"/>
             <w:vAlign w:val="center"/>
           </w:tcPr>
           <w:p>
@@ -13140,7 +13113,6 @@
           <w:tcPr>
             <w:tcW w:w="875" w:type="dxa"/>
             <w:vMerge w:val="restart"/>
-            <w:shd w:val="clear" w:color="auto" w:fill="auto"/>
             <w:vAlign w:val="center"/>
           </w:tcPr>
           <w:p>
@@ -13251,7 +13223,6 @@
         <w:tc>
           <w:tcPr>
             <w:tcW w:w="6169" w:type="dxa"/>
-            <w:shd w:val="clear" w:color="auto" w:fill="auto"/>
             <w:vAlign w:val="center"/>
           </w:tcPr>
           <w:p>
@@ -13286,7 +13257,6 @@
         <w:tc>
           <w:tcPr>
             <w:tcW w:w="2015" w:type="dxa"/>
-            <w:shd w:val="clear" w:color="auto" w:fill="auto"/>
             <w:vAlign w:val="center"/>
           </w:tcPr>
           <w:p>
@@ -13325,7 +13295,7 @@
               <w:autoSpaceDE w:val="0"/>
               <w:autoSpaceDN w:val="0"/>
               <w:adjustRightInd w:val="0"/>
-              <w:jc w:val="center"/>
+              <w:jc w:val="both"/>
               <w:rPr>
                 <w:rFonts w:ascii="Arial Nova Cond" w:hAnsi="Arial Nova Cond" w:cs="Arial"/>
                 <w:color w:val="000000"/>
@@ -13349,7 +13319,6 @@
         <w:tc>
           <w:tcPr>
             <w:tcW w:w="1337" w:type="dxa"/>
-            <w:shd w:val="clear" w:color="auto" w:fill="auto"/>
             <w:vAlign w:val="center"/>
           </w:tcPr>
           <w:p>
@@ -13388,7 +13357,6 @@
           <w:tcPr>
             <w:tcW w:w="875" w:type="dxa"/>
             <w:vMerge/>
-            <w:shd w:val="clear" w:color="auto" w:fill="auto"/>
             <w:vAlign w:val="center"/>
           </w:tcPr>
           <w:p>
@@ -13488,7 +13456,6 @@
         <w:tc>
           <w:tcPr>
             <w:tcW w:w="6169" w:type="dxa"/>
-            <w:shd w:val="clear" w:color="auto" w:fill="auto"/>
             <w:vAlign w:val="center"/>
           </w:tcPr>
           <w:p>
@@ -13524,7 +13491,6 @@
         <w:tc>
           <w:tcPr>
             <w:tcW w:w="2015" w:type="dxa"/>
-            <w:shd w:val="clear" w:color="auto" w:fill="auto"/>
             <w:vAlign w:val="center"/>
           </w:tcPr>
           <w:p>
@@ -13562,7 +13528,7 @@
               <w:autoSpaceDE w:val="0"/>
               <w:autoSpaceDN w:val="0"/>
               <w:adjustRightInd w:val="0"/>
-              <w:jc w:val="center"/>
+              <w:jc w:val="both"/>
               <w:rPr>
                 <w:rFonts w:ascii="Arial Nova Cond" w:hAnsi="Arial Nova Cond" w:cs="Arial"/>
                 <w:color w:val="000000"/>
@@ -13586,7 +13552,6 @@
         <w:tc>
           <w:tcPr>
             <w:tcW w:w="1337" w:type="dxa"/>
-            <w:shd w:val="clear" w:color="auto" w:fill="auto"/>
             <w:vAlign w:val="center"/>
           </w:tcPr>
           <w:p>
@@ -13616,6 +13581,7 @@
           </w:p>
         </w:tc>
       </w:tr>
+      <w:bookmarkEnd w:id="1"/>
     </w:tbl>
     <w:p>
       <w:pPr>
@@ -20912,6 +20878,7 @@
                 <w:b/>
                 <w:lang w:eastAsia="es-ES"/>
               </w:rPr>
+              <w:lastRenderedPageBreak/>
               <w:t>COMPETENCIA 2</w:t>
             </w:r>
             <w:r>

--- a/templates/plananual/MATEMATICA 1° A 5°/1° MATEMÁTICA - PROGRAMACIÓN CURRICULAR ANUAL.docx
+++ b/templates/plananual/MATEMATICA 1° A 5°/1° MATEMÁTICA - PROGRAMACIÓN CURRICULAR ANUAL.docx
@@ -1,6 +1,6 @@
 
 <file path=word/document.xml><?xml version="1.0" encoding="utf-8"?>
-<w:document xmlns:wpc="http://schemas.microsoft.com/office/word/2010/wordprocessingCanvas" xmlns:cx="http://schemas.microsoft.com/office/drawing/2014/chartex" xmlns:cx1="http://schemas.microsoft.com/office/drawing/2015/9/8/chartex" xmlns:cx2="http://schemas.microsoft.com/office/drawing/2015/10/21/chartex" xmlns:cx3="http://schemas.microsoft.com/office/drawing/2016/5/9/chartex" xmlns:cx4="http://schemas.microsoft.com/office/drawing/2016/5/10/chartex" xmlns:cx5="http://schemas.microsoft.com/office/drawing/2016/5/11/chartex" xmlns:cx6="http://schemas.microsoft.com/office/drawing/2016/5/12/chartex" xmlns:cx7="http://schemas.microsoft.com/office/drawing/2016/5/13/chartex" xmlns:cx8="http://schemas.microsoft.com/office/drawing/2016/5/14/chartex" xmlns:mc="http://schemas.openxmlformats.org/markup-compatibility/2006" xmlns:aink="http://schemas.microsoft.com/office/drawing/2016/ink" xmlns:am3d="http://schemas.microsoft.com/office/drawing/2017/model3d" xmlns:o="urn:schemas-microsoft-com:office:office" xmlns:oel="http://schemas.microsoft.com/office/2019/extlst" xmlns:r="http://schemas.openxmlformats.org/officeDocument/2006/relationships" xmlns:m="http://schemas.openxmlformats.org/officeDocument/2006/math" xmlns:v="urn:schemas-microsoft-com:vml" xmlns:wp14="http://schemas.microsoft.com/office/word/2010/wordprocessingDrawing" xmlns:wp="http://schemas.openxmlformats.org/drawingml/2006/wordprocessingDrawing" xmlns:w10="urn:schemas-microsoft-com:office:word" xmlns:w="http://schemas.openxmlformats.org/wordprocessingml/2006/main" xmlns:w14="http://schemas.microsoft.com/office/word/2010/wordml" xmlns:w15="http://schemas.microsoft.com/office/word/2012/wordml" xmlns:w16cex="http://schemas.microsoft.com/office/word/2018/wordml/cex" xmlns:w16cid="http://schemas.microsoft.com/office/word/2016/wordml/cid" xmlns:w16="http://schemas.microsoft.com/office/word/2018/wordml" xmlns:w16du="http://schemas.microsoft.com/office/word/2023/wordml/word16du" xmlns:w16sdtdh="http://schemas.microsoft.com/office/word/2020/wordml/sdtdatahash" xmlns:w16se="http://schemas.microsoft.com/office/word/2015/wordml/symex" xmlns:wpg="http://schemas.microsoft.com/office/word/2010/wordprocessingGroup" xmlns:wpi="http://schemas.microsoft.com/office/word/2010/wordprocessingInk" xmlns:wne="http://schemas.microsoft.com/office/word/2006/wordml" xmlns:wps="http://schemas.microsoft.com/office/word/2010/wordprocessingShape" mc:Ignorable="w14 w15 w16se w16cid w16 w16cex w16sdtdh w16du wp14">
+<w:document xmlns:wpc="http://schemas.microsoft.com/office/word/2010/wordprocessingCanvas" xmlns:cx="http://schemas.microsoft.com/office/drawing/2014/chartex" xmlns:cx1="http://schemas.microsoft.com/office/drawing/2015/9/8/chartex" xmlns:cx2="http://schemas.microsoft.com/office/drawing/2015/10/21/chartex" xmlns:cx3="http://schemas.microsoft.com/office/drawing/2016/5/9/chartex" xmlns:cx4="http://schemas.microsoft.com/office/drawing/2016/5/10/chartex" xmlns:cx5="http://schemas.microsoft.com/office/drawing/2016/5/11/chartex" xmlns:cx6="http://schemas.microsoft.com/office/drawing/2016/5/12/chartex" xmlns:cx7="http://schemas.microsoft.com/office/drawing/2016/5/13/chartex" xmlns:cx8="http://schemas.microsoft.com/office/drawing/2016/5/14/chartex" xmlns:mc="http://schemas.openxmlformats.org/markup-compatibility/2006" xmlns:aink="http://schemas.microsoft.com/office/drawing/2016/ink" xmlns:am3d="http://schemas.microsoft.com/office/drawing/2017/model3d" xmlns:o="urn:schemas-microsoft-com:office:office" xmlns:oel="http://schemas.microsoft.com/office/2019/extlst" xmlns:r="http://schemas.openxmlformats.org/officeDocument/2006/relationships" xmlns:m="http://schemas.openxmlformats.org/officeDocument/2006/math" xmlns:v="urn:schemas-microsoft-com:vml" xmlns:wp14="http://schemas.microsoft.com/office/word/2010/wordprocessingDrawing" xmlns:wp="http://schemas.openxmlformats.org/drawingml/2006/wordprocessingDrawing" xmlns:w10="urn:schemas-microsoft-com:office:word" xmlns:w="http://schemas.openxmlformats.org/wordprocessingml/2006/main" xmlns:w14="http://schemas.microsoft.com/office/word/2010/wordml" xmlns:w15="http://schemas.microsoft.com/office/word/2012/wordml" xmlns:w16cex="http://schemas.microsoft.com/office/word/2018/wordml/cex" xmlns:w16cid="http://schemas.microsoft.com/office/word/2016/wordml/cid" xmlns:w16="http://schemas.microsoft.com/office/word/2018/wordml" xmlns:w16du="http://schemas.microsoft.com/office/word/2023/wordml/word16du" xmlns:w16sdtdh="http://schemas.microsoft.com/office/word/2020/wordml/sdtdatahash" xmlns:w16sdtfl="http://schemas.microsoft.com/office/word/2024/wordml/sdtformatlock" xmlns:w16se="http://schemas.microsoft.com/office/word/2015/wordml/symex" xmlns:wpg="http://schemas.microsoft.com/office/word/2010/wordprocessingGroup" xmlns:wpi="http://schemas.microsoft.com/office/word/2010/wordprocessingInk" xmlns:wne="http://schemas.microsoft.com/office/word/2006/wordml" xmlns:wps="http://schemas.microsoft.com/office/word/2010/wordprocessingShape" mc:Ignorable="w14 w15 w16se w16cid w16 w16cex w16sdtdh w16sdtfl w16du wp14">
   <w:body>
     <w:p>
       <w:pPr>
@@ -268,31 +268,7 @@
                                   <w:sz w:val="32"/>
                                   <w:szCs w:val="32"/>
                                 </w:rPr>
-                                <w:t>{{</w:t>
-                              </w:r>
-                              <w:proofErr w:type="spellStart"/>
-                              <w:r>
-                                <w:rPr>
-                                  <w:rFonts w:ascii="Aptos ExtraBold" w:hAnsi="Aptos ExtraBold" w:cs="Times New Roman"/>
-                                  <w:b/>
-                                  <w:bCs/>
-                                  <w:color w:val="FFFFFF" w:themeColor="background1"/>
-                                  <w:sz w:val="32"/>
-                                  <w:szCs w:val="32"/>
-                                </w:rPr>
-                                <w:t>anio</w:t>
-                              </w:r>
-                              <w:proofErr w:type="spellEnd"/>
-                              <w:r>
-                                <w:rPr>
-                                  <w:rFonts w:ascii="Aptos ExtraBold" w:hAnsi="Aptos ExtraBold" w:cs="Times New Roman"/>
-                                  <w:b/>
-                                  <w:bCs/>
-                                  <w:color w:val="FFFFFF" w:themeColor="background1"/>
-                                  <w:sz w:val="32"/>
-                                  <w:szCs w:val="32"/>
-                                </w:rPr>
-                                <w:t>}}</w:t>
+                                <w:t>{{anio}}</w:t>
                               </w:r>
                             </w:p>
                           </w:txbxContent>
@@ -459,31 +435,7 @@
                             <w:sz w:val="32"/>
                             <w:szCs w:val="32"/>
                           </w:rPr>
-                          <w:t>{{</w:t>
-                        </w:r>
-                        <w:proofErr w:type="spellStart"/>
-                        <w:r>
-                          <w:rPr>
-                            <w:rFonts w:ascii="Aptos ExtraBold" w:hAnsi="Aptos ExtraBold" w:cs="Times New Roman"/>
-                            <w:b/>
-                            <w:bCs/>
-                            <w:color w:val="FFFFFF" w:themeColor="background1"/>
-                            <w:sz w:val="32"/>
-                            <w:szCs w:val="32"/>
-                          </w:rPr>
-                          <w:t>anio</w:t>
-                        </w:r>
-                        <w:proofErr w:type="spellEnd"/>
-                        <w:r>
-                          <w:rPr>
-                            <w:rFonts w:ascii="Aptos ExtraBold" w:hAnsi="Aptos ExtraBold" w:cs="Times New Roman"/>
-                            <w:b/>
-                            <w:bCs/>
-                            <w:color w:val="FFFFFF" w:themeColor="background1"/>
-                            <w:sz w:val="32"/>
-                            <w:szCs w:val="32"/>
-                          </w:rPr>
-                          <w:t>}}</w:t>
+                          <w:t>{{anio}}</w:t>
                         </w:r>
                       </w:p>
                     </w:txbxContent>
@@ -657,89 +609,53 @@
                 <w:sz w:val="20"/>
                 <w:szCs w:val="20"/>
               </w:rPr>
-              <w:t>{{</w:t>
-            </w:r>
-            <w:proofErr w:type="spellStart"/>
+              <w:t>{{dre}}</w:t>
+            </w:r>
+          </w:p>
+        </w:tc>
+        <w:tc>
+          <w:tcPr>
+            <w:tcW w:w="5103" w:type="dxa"/>
+            <w:vAlign w:val="center"/>
+          </w:tcPr>
+          <w:p>
+            <w:pPr>
+              <w:spacing w:line="276" w:lineRule="auto"/>
+              <w:jc w:val="center"/>
+              <w:rPr>
+                <w:rFonts w:ascii="Arial Nova Cond Light" w:hAnsi="Arial Nova Cond Light" w:cs="Times New Roman"/>
+              </w:rPr>
+            </w:pPr>
             <w:r>
               <w:rPr>
                 <w:rFonts w:ascii="Arial Nova Cond" w:hAnsi="Arial Nova Cond" w:cs="Times New Roman"/>
                 <w:sz w:val="20"/>
                 <w:szCs w:val="20"/>
               </w:rPr>
-              <w:t>dre</w:t>
-            </w:r>
-            <w:proofErr w:type="spellEnd"/>
+              <w:t>{{director}}</w:t>
+            </w:r>
+          </w:p>
+        </w:tc>
+        <w:tc>
+          <w:tcPr>
+            <w:tcW w:w="4819" w:type="dxa"/>
+            <w:vAlign w:val="center"/>
+          </w:tcPr>
+          <w:p>
+            <w:pPr>
+              <w:spacing w:line="276" w:lineRule="auto"/>
+              <w:jc w:val="center"/>
+              <w:rPr>
+                <w:rFonts w:ascii="Arial Nova Cond Light" w:hAnsi="Arial Nova Cond Light" w:cs="Times New Roman"/>
+              </w:rPr>
+            </w:pPr>
             <w:r>
               <w:rPr>
                 <w:rFonts w:ascii="Arial Nova Cond" w:hAnsi="Arial Nova Cond" w:cs="Times New Roman"/>
                 <w:sz w:val="20"/>
                 <w:szCs w:val="20"/>
               </w:rPr>
-              <w:t>}}</w:t>
-            </w:r>
-          </w:p>
-        </w:tc>
-        <w:tc>
-          <w:tcPr>
-            <w:tcW w:w="5103" w:type="dxa"/>
-            <w:vAlign w:val="center"/>
-          </w:tcPr>
-          <w:p>
-            <w:pPr>
-              <w:spacing w:line="276" w:lineRule="auto"/>
-              <w:jc w:val="center"/>
-              <w:rPr>
-                <w:rFonts w:ascii="Arial Nova Cond Light" w:hAnsi="Arial Nova Cond Light" w:cs="Times New Roman"/>
-              </w:rPr>
-            </w:pPr>
-            <w:r>
-              <w:rPr>
-                <w:rFonts w:ascii="Arial Nova Cond" w:hAnsi="Arial Nova Cond" w:cs="Times New Roman"/>
-                <w:sz w:val="20"/>
-                <w:szCs w:val="20"/>
-              </w:rPr>
-              <w:t>{{director}}</w:t>
-            </w:r>
-          </w:p>
-        </w:tc>
-        <w:tc>
-          <w:tcPr>
-            <w:tcW w:w="4819" w:type="dxa"/>
-            <w:vAlign w:val="center"/>
-          </w:tcPr>
-          <w:p>
-            <w:pPr>
-              <w:spacing w:line="276" w:lineRule="auto"/>
-              <w:jc w:val="center"/>
-              <w:rPr>
-                <w:rFonts w:ascii="Arial Nova Cond Light" w:hAnsi="Arial Nova Cond Light" w:cs="Times New Roman"/>
-              </w:rPr>
-            </w:pPr>
-            <w:r>
-              <w:rPr>
-                <w:rFonts w:ascii="Arial Nova Cond" w:hAnsi="Arial Nova Cond" w:cs="Times New Roman"/>
-                <w:sz w:val="20"/>
-                <w:szCs w:val="20"/>
-              </w:rPr>
-              <w:t>{{</w:t>
-            </w:r>
-            <w:proofErr w:type="spellStart"/>
-            <w:r>
-              <w:rPr>
-                <w:rFonts w:ascii="Arial Nova Cond" w:hAnsi="Arial Nova Cond" w:cs="Times New Roman"/>
-                <w:sz w:val="20"/>
-                <w:szCs w:val="20"/>
-              </w:rPr>
-              <w:t>area</w:t>
-            </w:r>
-            <w:proofErr w:type="spellEnd"/>
-            <w:r>
-              <w:rPr>
-                <w:rFonts w:ascii="Arial Nova Cond" w:hAnsi="Arial Nova Cond" w:cs="Times New Roman"/>
-                <w:sz w:val="20"/>
-                <w:szCs w:val="20"/>
-              </w:rPr>
-              <w:t>}}</w:t>
+              <w:t>{{area}}</w:t>
             </w:r>
           </w:p>
         </w:tc>
@@ -856,66 +772,30 @@
                 <w:sz w:val="20"/>
                 <w:szCs w:val="20"/>
               </w:rPr>
-              <w:t>{{</w:t>
-            </w:r>
-            <w:proofErr w:type="spellStart"/>
+              <w:t>{{ugel}}</w:t>
+            </w:r>
+          </w:p>
+        </w:tc>
+        <w:tc>
+          <w:tcPr>
+            <w:tcW w:w="5103" w:type="dxa"/>
+            <w:vAlign w:val="center"/>
+          </w:tcPr>
+          <w:p>
+            <w:pPr>
+              <w:spacing w:line="276" w:lineRule="auto"/>
+              <w:jc w:val="center"/>
+              <w:rPr>
+                <w:rFonts w:ascii="Arial Nova Cond Light" w:hAnsi="Arial Nova Cond Light" w:cs="Times New Roman"/>
+              </w:rPr>
+            </w:pPr>
             <w:r>
               <w:rPr>
                 <w:rFonts w:ascii="Arial Nova Cond" w:hAnsi="Arial Nova Cond" w:cs="Times New Roman"/>
                 <w:sz w:val="20"/>
                 <w:szCs w:val="20"/>
               </w:rPr>
-              <w:t>ugel</w:t>
-            </w:r>
-            <w:proofErr w:type="spellEnd"/>
-            <w:r>
-              <w:rPr>
-                <w:rFonts w:ascii="Arial Nova Cond" w:hAnsi="Arial Nova Cond" w:cs="Times New Roman"/>
-                <w:sz w:val="20"/>
-                <w:szCs w:val="20"/>
-              </w:rPr>
-              <w:t>}}</w:t>
-            </w:r>
-          </w:p>
-        </w:tc>
-        <w:tc>
-          <w:tcPr>
-            <w:tcW w:w="5103" w:type="dxa"/>
-            <w:vAlign w:val="center"/>
-          </w:tcPr>
-          <w:p>
-            <w:pPr>
-              <w:spacing w:line="276" w:lineRule="auto"/>
-              <w:jc w:val="center"/>
-              <w:rPr>
-                <w:rFonts w:ascii="Arial Nova Cond Light" w:hAnsi="Arial Nova Cond Light" w:cs="Times New Roman"/>
-              </w:rPr>
-            </w:pPr>
-            <w:r>
-              <w:rPr>
-                <w:rFonts w:ascii="Arial Nova Cond" w:hAnsi="Arial Nova Cond" w:cs="Times New Roman"/>
-                <w:sz w:val="20"/>
-                <w:szCs w:val="20"/>
-              </w:rPr>
-              <w:t>{{</w:t>
-            </w:r>
-            <w:proofErr w:type="spellStart"/>
-            <w:r>
-              <w:rPr>
-                <w:rFonts w:ascii="Arial Nova Cond" w:hAnsi="Arial Nova Cond" w:cs="Times New Roman"/>
-                <w:sz w:val="20"/>
-                <w:szCs w:val="20"/>
-              </w:rPr>
-              <w:t>cordinador</w:t>
-            </w:r>
-            <w:proofErr w:type="spellEnd"/>
-            <w:r>
-              <w:rPr>
-                <w:rFonts w:ascii="Arial Nova Cond" w:hAnsi="Arial Nova Cond" w:cs="Times New Roman"/>
-                <w:sz w:val="20"/>
-                <w:szCs w:val="20"/>
-              </w:rPr>
-              <w:t>}}</w:t>
+              <w:t>{{cordinador}}</w:t>
             </w:r>
           </w:p>
         </w:tc>
@@ -1057,25 +937,7 @@
                 <w:sz w:val="20"/>
                 <w:szCs w:val="20"/>
               </w:rPr>
-              <w:t>{{</w:t>
-            </w:r>
-            <w:proofErr w:type="spellStart"/>
-            <w:r>
-              <w:rPr>
-                <w:rFonts w:ascii="Arial Nova Cond" w:hAnsi="Arial Nova Cond" w:cs="Times New Roman"/>
-                <w:sz w:val="20"/>
-                <w:szCs w:val="20"/>
-              </w:rPr>
-              <w:t>institucioneducativa</w:t>
-            </w:r>
-            <w:proofErr w:type="spellEnd"/>
-            <w:r>
-              <w:rPr>
-                <w:rFonts w:ascii="Arial Nova Cond" w:hAnsi="Arial Nova Cond" w:cs="Times New Roman"/>
-                <w:sz w:val="20"/>
-                <w:szCs w:val="20"/>
-              </w:rPr>
-              <w:t>}}</w:t>
+              <w:t>{{institucioneducativa}}</w:t>
             </w:r>
           </w:p>
         </w:tc>
@@ -1249,6 +1111,13 @@
                 <w:color w:val="000000" w:themeColor="text1"/>
               </w:rPr>
               <w:t>El aprendizaje de la matemática contribuye a formar ciudadanos capaces de buscar, organizar, sistematizar y analizar información para entender e interpretar el mundo que los rodea, desenvolverse en él, tomar decisiones pertinentes, y resolver problemas en distintas situaciones usando, de manera flexible, estrategias y conocimientos matemáticos.</w:t>
+            </w:r>
+            <w:r>
+              <w:rPr>
+                <w:rFonts w:ascii="Arial Nova Cond Light" w:hAnsi="Arial Nova Cond Light" w:cs="Times New Roman"/>
+                <w:color w:val="000000" w:themeColor="text1"/>
+              </w:rPr>
+              <w:t xml:space="preserve"> </w:t>
             </w:r>
           </w:p>
           <w:p>
@@ -3191,25 +3060,7 @@
                 <w:bCs/>
                 <w:lang w:eastAsia="es-ES"/>
               </w:rPr>
-              <w:t>Establece relaciones entre datos, regularidades, valores desconocidos, o relaciones de equivalencia o variación entre dos magnitudes. Transforma esas relaciones a expresiones algebraicas (modelo) que incluyen la regla de formación de progresiones aritméticas con números enteros, a ecuaciones lineales (</w:t>
-            </w:r>
-            <w:proofErr w:type="spellStart"/>
-            <w:r>
-              <w:rPr>
-                <w:rFonts w:ascii="Arial Nova Cond Light" w:eastAsia="Times New Roman" w:hAnsi="Arial Nova Cond Light" w:cs="Arial"/>
-                <w:bCs/>
-                <w:lang w:eastAsia="es-ES"/>
-              </w:rPr>
-              <w:t>ax</w:t>
-            </w:r>
-            <w:proofErr w:type="spellEnd"/>
-            <w:r>
-              <w:rPr>
-                <w:rFonts w:ascii="Arial Nova Cond Light" w:eastAsia="Times New Roman" w:hAnsi="Arial Nova Cond Light" w:cs="Arial"/>
-                <w:bCs/>
-                <w:lang w:eastAsia="es-ES"/>
-              </w:rPr>
-              <w:t xml:space="preserve">+ b = ex+ d, a y e </w:t>
+              <w:t xml:space="preserve">Establece relaciones entre datos, regularidades, valores desconocidos, o relaciones de equivalencia o variación entre dos magnitudes. Transforma esas relaciones a expresiones algebraicas (modelo) que incluyen la regla de formación de progresiones aritméticas con números enteros, a ecuaciones lineales (ax+ b = ex+ d, a y e </w:t>
             </w:r>
             <w:r>
               <w:rPr>
@@ -4458,25 +4309,7 @@
                 <w:bCs/>
                 <w:lang w:eastAsia="es-ES"/>
               </w:rPr>
-              <w:t xml:space="preserve">Resuelve problemas en los que plantea temas de estudio, identificando la población pertinente y las variables cuantitativas continúas, así como cualitativas nominales y ordinales. Recolecta datos mediante encuestas y los registra en tablas de datos agrupados, así también determina la media aritmética y mediana de datos discretos; representa su comportamiento en histogramas, polígonos de frecuencia, gráficos circulares, tablas de frecuencia y medidas de tendencia central; usa el significado de las medidas de tendencia central para interpretar y comparar la información contenida en estos. </w:t>
-            </w:r>
-            <w:proofErr w:type="spellStart"/>
-            <w:r>
-              <w:rPr>
-                <w:rFonts w:ascii="Arial Nova Cond Light" w:eastAsia="Times New Roman" w:hAnsi="Arial Nova Cond Light" w:cs="Arial"/>
-                <w:bCs/>
-                <w:lang w:eastAsia="es-ES"/>
-              </w:rPr>
-              <w:t>Baado</w:t>
-            </w:r>
-            <w:proofErr w:type="spellEnd"/>
-            <w:r>
-              <w:rPr>
-                <w:rFonts w:ascii="Arial Nova Cond Light" w:eastAsia="Times New Roman" w:hAnsi="Arial Nova Cond Light" w:cs="Arial"/>
-                <w:bCs/>
-                <w:lang w:eastAsia="es-ES"/>
-              </w:rPr>
-              <w:t xml:space="preserve"> en ello, plantea y contrasta conclusiones, sobre las características de una población. Expresa la probabilidad de un evento aleatorio como decimal o fracción, así como su espacio muestra; e interpreta que un suceso seguro, probable e imposible, se asocia a los valores entre O y 1. </w:t>
+              <w:t xml:space="preserve">Resuelve problemas en los que plantea temas de estudio, identificando la población pertinente y las variables cuantitativas continúas, así como cualitativas nominales y ordinales. Recolecta datos mediante encuestas y los registra en tablas de datos agrupados, así también determina la media aritmética y mediana de datos discretos; representa su comportamiento en histogramas, polígonos de frecuencia, gráficos circulares, tablas de frecuencia y medidas de tendencia central; usa el significado de las medidas de tendencia central para interpretar y comparar la información contenida en estos. Baado en ello, plantea y contrasta conclusiones, sobre las características de una población. Expresa la probabilidad de un evento aleatorio como decimal o fracción, así como su espacio muestra; e interpreta que un suceso seguro, probable e imposible, se asocia a los valores entre O y 1. </w:t>
             </w:r>
             <w:r>
               <w:rPr>
@@ -11183,13 +11016,13 @@
         <w:tblLook w:val="04A0" w:firstRow="1" w:lastRow="0" w:firstColumn="1" w:lastColumn="0" w:noHBand="0" w:noVBand="1"/>
       </w:tblPr>
       <w:tblGrid>
-        <w:gridCol w:w="875"/>
-        <w:gridCol w:w="1095"/>
-        <w:gridCol w:w="1726"/>
-        <w:gridCol w:w="6169"/>
-        <w:gridCol w:w="2015"/>
-        <w:gridCol w:w="1634"/>
-        <w:gridCol w:w="1337"/>
+        <w:gridCol w:w="818"/>
+        <w:gridCol w:w="1018"/>
+        <w:gridCol w:w="5379"/>
+        <w:gridCol w:w="1984"/>
+        <w:gridCol w:w="2693"/>
+        <w:gridCol w:w="1560"/>
+        <w:gridCol w:w="1399"/>
       </w:tblGrid>
       <w:tr>
         <w:trPr>
@@ -11198,7 +11031,7 @@
         </w:trPr>
         <w:tc>
           <w:tcPr>
-            <w:tcW w:w="875" w:type="dxa"/>
+            <w:tcW w:w="818" w:type="dxa"/>
             <w:shd w:val="clear" w:color="auto" w:fill="C1F0C7" w:themeFill="accent3" w:themeFillTint="33"/>
             <w:vAlign w:val="center"/>
           </w:tcPr>
@@ -11232,7 +11065,7 @@
         </w:tc>
         <w:tc>
           <w:tcPr>
-            <w:tcW w:w="1095" w:type="dxa"/>
+            <w:tcW w:w="1018" w:type="dxa"/>
             <w:shd w:val="clear" w:color="auto" w:fill="C1F0C7" w:themeFill="accent3" w:themeFillTint="33"/>
             <w:vAlign w:val="center"/>
           </w:tcPr>
@@ -11265,7 +11098,7 @@
         </w:tc>
         <w:tc>
           <w:tcPr>
-            <w:tcW w:w="1726" w:type="dxa"/>
+            <w:tcW w:w="5379" w:type="dxa"/>
             <w:shd w:val="clear" w:color="auto" w:fill="C1F0C7" w:themeFill="accent3" w:themeFillTint="33"/>
             <w:vAlign w:val="center"/>
           </w:tcPr>
@@ -11292,13 +11125,35 @@
                 <w:sz w:val="20"/>
                 <w:szCs w:val="20"/>
               </w:rPr>
-              <w:t>PROBLEMA / POTENCIALIDAD</w:t>
-            </w:r>
-          </w:p>
-        </w:tc>
-        <w:tc>
-          <w:tcPr>
-            <w:tcW w:w="6169" w:type="dxa"/>
+              <w:t>SITUACIÓN SIGNIF</w:t>
+            </w:r>
+            <w:r>
+              <w:rPr>
+                <w:rFonts w:ascii="Arial Nova Cond" w:hAnsi="Arial Nova Cond" w:cs="Times New Roman"/>
+                <w:b/>
+                <w:bCs/>
+                <w:color w:val="000000" w:themeColor="text1"/>
+                <w:sz w:val="20"/>
+                <w:szCs w:val="20"/>
+              </w:rPr>
+              <w:t>I</w:t>
+            </w:r>
+            <w:r>
+              <w:rPr>
+                <w:rFonts w:ascii="Arial Nova Cond" w:hAnsi="Arial Nova Cond" w:cs="Times New Roman"/>
+                <w:b/>
+                <w:bCs/>
+                <w:color w:val="000000" w:themeColor="text1"/>
+                <w:sz w:val="20"/>
+                <w:szCs w:val="20"/>
+              </w:rPr>
+              <w:t>CATIVA</w:t>
+            </w:r>
+          </w:p>
+        </w:tc>
+        <w:tc>
+          <w:tcPr>
+            <w:tcW w:w="1984" w:type="dxa"/>
             <w:shd w:val="clear" w:color="auto" w:fill="C1F0C7" w:themeFill="accent3" w:themeFillTint="33"/>
             <w:vAlign w:val="center"/>
           </w:tcPr>
@@ -11325,7 +11180,7 @@
                 <w:sz w:val="20"/>
                 <w:szCs w:val="20"/>
               </w:rPr>
-              <w:t>SITUACIÓN SIGNIF</w:t>
+              <w:t>TÍTULO DE LA UNIDAD DID</w:t>
             </w:r>
             <w:r>
               <w:rPr>
@@ -11336,7 +11191,7 @@
                 <w:sz w:val="20"/>
                 <w:szCs w:val="20"/>
               </w:rPr>
-              <w:t>I</w:t>
+              <w:t>Á</w:t>
             </w:r>
             <w:r>
               <w:rPr>
@@ -11347,13 +11202,24 @@
                 <w:sz w:val="20"/>
                 <w:szCs w:val="20"/>
               </w:rPr>
-              <w:t>CATIVA</w:t>
-            </w:r>
-          </w:p>
-        </w:tc>
-        <w:tc>
-          <w:tcPr>
-            <w:tcW w:w="2015" w:type="dxa"/>
+              <w:t>CTICA</w:t>
+            </w:r>
+            <w:r>
+              <w:rPr>
+                <w:rFonts w:ascii="Arial Nova Cond" w:hAnsi="Arial Nova Cond" w:cs="Times New Roman"/>
+                <w:b/>
+                <w:bCs/>
+                <w:color w:val="000000" w:themeColor="text1"/>
+                <w:sz w:val="20"/>
+                <w:szCs w:val="20"/>
+              </w:rPr>
+              <w:t>.</w:t>
+            </w:r>
+          </w:p>
+        </w:tc>
+        <w:tc>
+          <w:tcPr>
+            <w:tcW w:w="2693" w:type="dxa"/>
             <w:shd w:val="clear" w:color="auto" w:fill="C1F0C7" w:themeFill="accent3" w:themeFillTint="33"/>
             <w:vAlign w:val="center"/>
           </w:tcPr>
@@ -11380,9 +11246,21 @@
                 <w:sz w:val="20"/>
                 <w:szCs w:val="20"/>
               </w:rPr>
-              <w:t>TÍTULO DE LA UNIDAD DID</w:t>
-            </w:r>
-            <w:r>
+              <w:t>CAMPO TEMATICO</w:t>
+            </w:r>
+          </w:p>
+        </w:tc>
+        <w:tc>
+          <w:tcPr>
+            <w:tcW w:w="1560" w:type="dxa"/>
+            <w:shd w:val="clear" w:color="auto" w:fill="C1F0C7" w:themeFill="accent3" w:themeFillTint="33"/>
+            <w:vAlign w:val="center"/>
+          </w:tcPr>
+          <w:p>
+            <w:pPr>
+              <w:pStyle w:val="Prrafodelista"/>
+              <w:ind w:left="0"/>
+              <w:jc w:val="center"/>
               <w:rPr>
                 <w:rFonts w:ascii="Arial Nova Cond" w:hAnsi="Arial Nova Cond" w:cs="Times New Roman"/>
                 <w:b/>
@@ -11391,8 +11269,7 @@
                 <w:sz w:val="20"/>
                 <w:szCs w:val="20"/>
               </w:rPr>
-              <w:t>Á</w:t>
-            </w:r>
+            </w:pPr>
             <w:r>
               <w:rPr>
                 <w:rFonts w:ascii="Arial Nova Cond" w:hAnsi="Arial Nova Cond" w:cs="Times New Roman"/>
@@ -11402,57 +11279,13 @@
                 <w:sz w:val="20"/>
                 <w:szCs w:val="20"/>
               </w:rPr>
-              <w:t>CTICA</w:t>
-            </w:r>
-            <w:r>
-              <w:rPr>
-                <w:rFonts w:ascii="Arial Nova Cond" w:hAnsi="Arial Nova Cond" w:cs="Times New Roman"/>
-                <w:b/>
-                <w:bCs/>
-                <w:color w:val="000000" w:themeColor="text1"/>
-                <w:sz w:val="20"/>
-                <w:szCs w:val="20"/>
-              </w:rPr>
-              <w:t>.</w:t>
-            </w:r>
-          </w:p>
-        </w:tc>
-        <w:tc>
-          <w:tcPr>
-            <w:tcW w:w="1634" w:type="dxa"/>
-            <w:shd w:val="clear" w:color="auto" w:fill="C1F0C7" w:themeFill="accent3" w:themeFillTint="33"/>
-            <w:vAlign w:val="center"/>
-          </w:tcPr>
-          <w:p>
-            <w:pPr>
-              <w:pStyle w:val="Prrafodelista"/>
-              <w:ind w:left="0"/>
-              <w:jc w:val="center"/>
-              <w:rPr>
-                <w:rFonts w:ascii="Arial Nova Cond" w:hAnsi="Arial Nova Cond" w:cs="Times New Roman"/>
-                <w:b/>
-                <w:bCs/>
-                <w:color w:val="000000" w:themeColor="text1"/>
-                <w:sz w:val="20"/>
-                <w:szCs w:val="20"/>
-              </w:rPr>
-            </w:pPr>
-            <w:r>
-              <w:rPr>
-                <w:rFonts w:ascii="Arial Nova Cond" w:hAnsi="Arial Nova Cond" w:cs="Times New Roman"/>
-                <w:b/>
-                <w:bCs/>
-                <w:color w:val="000000" w:themeColor="text1"/>
-                <w:sz w:val="20"/>
-                <w:szCs w:val="20"/>
-              </w:rPr>
               <w:t>COMPETENCIAS</w:t>
             </w:r>
           </w:p>
         </w:tc>
         <w:tc>
           <w:tcPr>
-            <w:tcW w:w="1337" w:type="dxa"/>
+            <w:tcW w:w="1399" w:type="dxa"/>
             <w:shd w:val="clear" w:color="auto" w:fill="C1F0C7" w:themeFill="accent3" w:themeFillTint="33"/>
             <w:vAlign w:val="center"/>
           </w:tcPr>
@@ -11491,7 +11324,7 @@
         </w:trPr>
         <w:tc>
           <w:tcPr>
-            <w:tcW w:w="875" w:type="dxa"/>
+            <w:tcW w:w="818" w:type="dxa"/>
             <w:vMerge w:val="restart"/>
             <w:vAlign w:val="center"/>
           </w:tcPr>
@@ -11530,7 +11363,7 @@
         </w:tc>
         <w:tc>
           <w:tcPr>
-            <w:tcW w:w="1095" w:type="dxa"/>
+            <w:tcW w:w="1018" w:type="dxa"/>
             <w:vAlign w:val="center"/>
           </w:tcPr>
           <w:p>
@@ -11568,7 +11401,7 @@
         </w:tc>
         <w:tc>
           <w:tcPr>
-            <w:tcW w:w="1726" w:type="dxa"/>
+            <w:tcW w:w="5379" w:type="dxa"/>
             <w:vAlign w:val="center"/>
           </w:tcPr>
           <w:p>
@@ -11596,47 +11429,13 @@
                 <w:szCs w:val="20"/>
                 <w:lang w:val="es-ES_tradnl"/>
               </w:rPr>
-              <w:t>{{problemapotencialidad0}}</w:t>
-            </w:r>
-          </w:p>
-        </w:tc>
-        <w:tc>
-          <w:tcPr>
-            <w:tcW w:w="6169" w:type="dxa"/>
-            <w:vAlign w:val="center"/>
-          </w:tcPr>
-          <w:p>
-            <w:pPr>
-              <w:pStyle w:val="Prrafodelista"/>
-              <w:tabs>
-                <w:tab w:val="left" w:pos="0"/>
-                <w:tab w:val="left" w:pos="142"/>
-                <w:tab w:val="left" w:pos="284"/>
-              </w:tabs>
-              <w:spacing w:line="276" w:lineRule="auto"/>
-              <w:ind w:left="0"/>
-              <w:jc w:val="both"/>
-              <w:rPr>
-                <w:rFonts w:ascii="Arial Nova Cond" w:eastAsia="Calibri" w:hAnsi="Arial Nova Cond" w:cs="Times New Roman"/>
-                <w:sz w:val="20"/>
-                <w:szCs w:val="20"/>
-                <w:lang w:val="es-ES_tradnl"/>
-              </w:rPr>
-            </w:pPr>
-            <w:r>
-              <w:rPr>
-                <w:rFonts w:ascii="Arial Nova Cond" w:eastAsia="Calibri" w:hAnsi="Arial Nova Cond" w:cs="Times New Roman"/>
-                <w:sz w:val="20"/>
-                <w:szCs w:val="20"/>
-                <w:lang w:val="es-ES_tradnl"/>
-              </w:rPr>
-              <w:t>{{situacionsignificativa0}}</w:t>
-            </w:r>
-          </w:p>
-        </w:tc>
-        <w:tc>
-          <w:tcPr>
-            <w:tcW w:w="2015" w:type="dxa"/>
+              <w:t xml:space="preserve">{{situacionsignificativa0}} </w:t>
+            </w:r>
+          </w:p>
+        </w:tc>
+        <w:tc>
+          <w:tcPr>
+            <w:tcW w:w="1984" w:type="dxa"/>
             <w:vAlign w:val="center"/>
           </w:tcPr>
           <w:p>
@@ -11667,7 +11466,7 @@
         </w:tc>
         <w:tc>
           <w:tcPr>
-            <w:tcW w:w="1634" w:type="dxa"/>
+            <w:tcW w:w="2693" w:type="dxa"/>
             <w:vAlign w:val="center"/>
           </w:tcPr>
           <w:p>
@@ -11692,13 +11491,13 @@
                 <w:sz w:val="20"/>
                 <w:szCs w:val="20"/>
               </w:rPr>
-              <w:t>{{competencias0}}</w:t>
-            </w:r>
-          </w:p>
-        </w:tc>
-        <w:tc>
-          <w:tcPr>
-            <w:tcW w:w="1337" w:type="dxa"/>
+              <w:t>{{campotematico0}}</w:t>
+            </w:r>
+          </w:p>
+        </w:tc>
+        <w:tc>
+          <w:tcPr>
+            <w:tcW w:w="1560" w:type="dxa"/>
             <w:vAlign w:val="center"/>
           </w:tcPr>
           <w:p>
@@ -11706,7 +11505,38 @@
               <w:autoSpaceDE w:val="0"/>
               <w:autoSpaceDN w:val="0"/>
               <w:adjustRightInd w:val="0"/>
-              <w:jc w:val="center"/>
+              <w:jc w:val="both"/>
+              <w:rPr>
+                <w:rFonts w:ascii="Arial Nova Cond" w:hAnsi="Arial Nova Cond" w:cs="Arial"/>
+                <w:color w:val="000000"/>
+                <w:kern w:val="0"/>
+                <w:sz w:val="20"/>
+                <w:szCs w:val="20"/>
+              </w:rPr>
+            </w:pPr>
+            <w:r>
+              <w:rPr>
+                <w:rFonts w:ascii="Arial Nova Cond" w:hAnsi="Arial Nova Cond" w:cs="Arial"/>
+                <w:color w:val="000000"/>
+                <w:kern w:val="0"/>
+                <w:sz w:val="20"/>
+                <w:szCs w:val="20"/>
+              </w:rPr>
+              <w:t>{{competencias0}}</w:t>
+            </w:r>
+          </w:p>
+        </w:tc>
+        <w:tc>
+          <w:tcPr>
+            <w:tcW w:w="1399" w:type="dxa"/>
+            <w:vAlign w:val="center"/>
+          </w:tcPr>
+          <w:p>
+            <w:pPr>
+              <w:autoSpaceDE w:val="0"/>
+              <w:autoSpaceDN w:val="0"/>
+              <w:adjustRightInd w:val="0"/>
+              <w:jc w:val="both"/>
               <w:rPr>
                 <w:rFonts w:ascii="Arial Nova Cond" w:hAnsi="Arial Nova Cond" w:cs="Arial"/>
                 <w:color w:val="000000"/>
@@ -11735,7 +11565,7 @@
         </w:trPr>
         <w:tc>
           <w:tcPr>
-            <w:tcW w:w="875" w:type="dxa"/>
+            <w:tcW w:w="818" w:type="dxa"/>
             <w:vMerge/>
             <w:vAlign w:val="center"/>
           </w:tcPr>
@@ -11763,7 +11593,7 @@
         </w:tc>
         <w:tc>
           <w:tcPr>
-            <w:tcW w:w="1095" w:type="dxa"/>
+            <w:tcW w:w="1018" w:type="dxa"/>
             <w:vAlign w:val="center"/>
           </w:tcPr>
           <w:p>
@@ -11801,33 +11631,7 @@
         </w:tc>
         <w:tc>
           <w:tcPr>
-            <w:tcW w:w="1726" w:type="dxa"/>
-            <w:vAlign w:val="center"/>
-          </w:tcPr>
-          <w:p>
-            <w:pPr>
-              <w:pStyle w:val="NormalWeb"/>
-              <w:jc w:val="both"/>
-              <w:rPr>
-                <w:rFonts w:ascii="Arial Nova Cond" w:hAnsi="Arial Nova Cond"/>
-                <w:sz w:val="20"/>
-                <w:szCs w:val="20"/>
-              </w:rPr>
-            </w:pPr>
-            <w:r>
-              <w:rPr>
-                <w:rFonts w:ascii="Arial Nova Cond" w:eastAsia="Calibri" w:hAnsi="Arial Nova Cond"/>
-                <w:sz w:val="20"/>
-                <w:szCs w:val="20"/>
-                <w:lang w:val="es-ES_tradnl"/>
-              </w:rPr>
-              <w:t>{{problemapotencialidad1}}</w:t>
-            </w:r>
-          </w:p>
-        </w:tc>
-        <w:tc>
-          <w:tcPr>
-            <w:tcW w:w="6169" w:type="dxa"/>
+            <w:tcW w:w="5379" w:type="dxa"/>
             <w:vAlign w:val="center"/>
           </w:tcPr>
           <w:p>
@@ -11861,7 +11665,7 @@
         </w:tc>
         <w:tc>
           <w:tcPr>
-            <w:tcW w:w="2015" w:type="dxa"/>
+            <w:tcW w:w="1984" w:type="dxa"/>
             <w:vAlign w:val="center"/>
           </w:tcPr>
           <w:p>
@@ -11892,7 +11696,7 @@
         </w:tc>
         <w:tc>
           <w:tcPr>
-            <w:tcW w:w="1634" w:type="dxa"/>
+            <w:tcW w:w="2693" w:type="dxa"/>
             <w:vAlign w:val="center"/>
           </w:tcPr>
           <w:p>
@@ -11917,13 +11721,13 @@
                 <w:sz w:val="20"/>
                 <w:szCs w:val="20"/>
               </w:rPr>
-              <w:t>{{competencias1}}</w:t>
-            </w:r>
-          </w:p>
-        </w:tc>
-        <w:tc>
-          <w:tcPr>
-            <w:tcW w:w="1337" w:type="dxa"/>
+              <w:t>{{campotematico1}}</w:t>
+            </w:r>
+          </w:p>
+        </w:tc>
+        <w:tc>
+          <w:tcPr>
+            <w:tcW w:w="1560" w:type="dxa"/>
             <w:vAlign w:val="center"/>
           </w:tcPr>
           <w:p>
@@ -11931,7 +11735,38 @@
               <w:autoSpaceDE w:val="0"/>
               <w:autoSpaceDN w:val="0"/>
               <w:adjustRightInd w:val="0"/>
-              <w:jc w:val="center"/>
+              <w:jc w:val="both"/>
+              <w:rPr>
+                <w:rFonts w:ascii="Arial Nova Cond" w:hAnsi="Arial Nova Cond" w:cs="Arial"/>
+                <w:color w:val="000000"/>
+                <w:kern w:val="0"/>
+                <w:sz w:val="20"/>
+                <w:szCs w:val="20"/>
+              </w:rPr>
+            </w:pPr>
+            <w:r>
+              <w:rPr>
+                <w:rFonts w:ascii="Arial Nova Cond" w:hAnsi="Arial Nova Cond" w:cs="Arial"/>
+                <w:color w:val="000000"/>
+                <w:kern w:val="0"/>
+                <w:sz w:val="20"/>
+                <w:szCs w:val="20"/>
+              </w:rPr>
+              <w:t>{{competencias1}}</w:t>
+            </w:r>
+          </w:p>
+        </w:tc>
+        <w:tc>
+          <w:tcPr>
+            <w:tcW w:w="1399" w:type="dxa"/>
+            <w:vAlign w:val="center"/>
+          </w:tcPr>
+          <w:p>
+            <w:pPr>
+              <w:autoSpaceDE w:val="0"/>
+              <w:autoSpaceDN w:val="0"/>
+              <w:adjustRightInd w:val="0"/>
+              <w:jc w:val="both"/>
               <w:rPr>
                 <w:rFonts w:ascii="Arial Nova Cond" w:hAnsi="Arial Nova Cond" w:cs="Arial"/>
                 <w:color w:val="000000"/>
@@ -11960,7 +11795,7 @@
         </w:trPr>
         <w:tc>
           <w:tcPr>
-            <w:tcW w:w="875" w:type="dxa"/>
+            <w:tcW w:w="818" w:type="dxa"/>
             <w:vMerge/>
             <w:vAlign w:val="center"/>
           </w:tcPr>
@@ -11988,7 +11823,7 @@
         </w:tc>
         <w:tc>
           <w:tcPr>
-            <w:tcW w:w="1095" w:type="dxa"/>
+            <w:tcW w:w="1018" w:type="dxa"/>
             <w:vAlign w:val="center"/>
           </w:tcPr>
           <w:p>
@@ -12026,33 +11861,7 @@
         </w:tc>
         <w:tc>
           <w:tcPr>
-            <w:tcW w:w="1726" w:type="dxa"/>
-            <w:vAlign w:val="center"/>
-          </w:tcPr>
-          <w:p>
-            <w:pPr>
-              <w:pStyle w:val="NormalWeb"/>
-              <w:jc w:val="both"/>
-              <w:rPr>
-                <w:rFonts w:ascii="Arial Nova Cond" w:eastAsia="Calibri" w:hAnsi="Arial Nova Cond"/>
-                <w:sz w:val="20"/>
-                <w:szCs w:val="20"/>
-              </w:rPr>
-            </w:pPr>
-            <w:r>
-              <w:rPr>
-                <w:rFonts w:ascii="Arial Nova Cond" w:eastAsia="Calibri" w:hAnsi="Arial Nova Cond"/>
-                <w:sz w:val="20"/>
-                <w:szCs w:val="20"/>
-                <w:lang w:val="es-ES_tradnl"/>
-              </w:rPr>
-              <w:t>{{problemapotencialidad2}}</w:t>
-            </w:r>
-          </w:p>
-        </w:tc>
-        <w:tc>
-          <w:tcPr>
-            <w:tcW w:w="6169" w:type="dxa"/>
+            <w:tcW w:w="5379" w:type="dxa"/>
             <w:vAlign w:val="center"/>
           </w:tcPr>
           <w:p>
@@ -12086,7 +11895,7 @@
         </w:tc>
         <w:tc>
           <w:tcPr>
-            <w:tcW w:w="2015" w:type="dxa"/>
+            <w:tcW w:w="1984" w:type="dxa"/>
             <w:vAlign w:val="center"/>
           </w:tcPr>
           <w:p>
@@ -12117,7 +11926,7 @@
         </w:tc>
         <w:tc>
           <w:tcPr>
-            <w:tcW w:w="1634" w:type="dxa"/>
+            <w:tcW w:w="2693" w:type="dxa"/>
             <w:vAlign w:val="center"/>
           </w:tcPr>
           <w:p>
@@ -12142,13 +11951,13 @@
                 <w:sz w:val="20"/>
                 <w:szCs w:val="20"/>
               </w:rPr>
-              <w:t>{{competencias2}}</w:t>
-            </w:r>
-          </w:p>
-        </w:tc>
-        <w:tc>
-          <w:tcPr>
-            <w:tcW w:w="1337" w:type="dxa"/>
+              <w:t>{{campotematico2}}</w:t>
+            </w:r>
+          </w:p>
+        </w:tc>
+        <w:tc>
+          <w:tcPr>
+            <w:tcW w:w="1560" w:type="dxa"/>
             <w:vAlign w:val="center"/>
           </w:tcPr>
           <w:p>
@@ -12156,7 +11965,38 @@
               <w:autoSpaceDE w:val="0"/>
               <w:autoSpaceDN w:val="0"/>
               <w:adjustRightInd w:val="0"/>
-              <w:jc w:val="center"/>
+              <w:jc w:val="both"/>
+              <w:rPr>
+                <w:rFonts w:ascii="Arial Nova Cond" w:hAnsi="Arial Nova Cond" w:cs="Arial"/>
+                <w:color w:val="000000"/>
+                <w:kern w:val="0"/>
+                <w:sz w:val="20"/>
+                <w:szCs w:val="20"/>
+              </w:rPr>
+            </w:pPr>
+            <w:r>
+              <w:rPr>
+                <w:rFonts w:ascii="Arial Nova Cond" w:hAnsi="Arial Nova Cond" w:cs="Arial"/>
+                <w:color w:val="000000"/>
+                <w:kern w:val="0"/>
+                <w:sz w:val="20"/>
+                <w:szCs w:val="20"/>
+              </w:rPr>
+              <w:t>{{competencias2}}</w:t>
+            </w:r>
+          </w:p>
+        </w:tc>
+        <w:tc>
+          <w:tcPr>
+            <w:tcW w:w="1399" w:type="dxa"/>
+            <w:vAlign w:val="center"/>
+          </w:tcPr>
+          <w:p>
+            <w:pPr>
+              <w:autoSpaceDE w:val="0"/>
+              <w:autoSpaceDN w:val="0"/>
+              <w:adjustRightInd w:val="0"/>
+              <w:jc w:val="both"/>
               <w:rPr>
                 <w:rFonts w:ascii="Arial Nova Cond" w:hAnsi="Arial Nova Cond" w:cs="Arial"/>
                 <w:color w:val="000000"/>
@@ -12185,7 +12025,7 @@
         </w:trPr>
         <w:tc>
           <w:tcPr>
-            <w:tcW w:w="875" w:type="dxa"/>
+            <w:tcW w:w="818" w:type="dxa"/>
             <w:vMerge w:val="restart"/>
             <w:vAlign w:val="center"/>
           </w:tcPr>
@@ -12224,7 +12064,7 @@
         </w:tc>
         <w:tc>
           <w:tcPr>
-            <w:tcW w:w="1095" w:type="dxa"/>
+            <w:tcW w:w="1018" w:type="dxa"/>
             <w:vAlign w:val="center"/>
           </w:tcPr>
           <w:p>
@@ -12262,33 +12102,7 @@
         </w:tc>
         <w:tc>
           <w:tcPr>
-            <w:tcW w:w="1726" w:type="dxa"/>
-            <w:vAlign w:val="center"/>
-          </w:tcPr>
-          <w:p>
-            <w:pPr>
-              <w:pStyle w:val="Sinespaciado"/>
-              <w:jc w:val="both"/>
-              <w:rPr>
-                <w:rFonts w:ascii="Arial Nova Cond" w:eastAsia="Times New Roman" w:hAnsi="Arial Nova Cond" w:cs="Times New Roman"/>
-                <w:sz w:val="20"/>
-                <w:szCs w:val="20"/>
-              </w:rPr>
-            </w:pPr>
-            <w:r>
-              <w:rPr>
-                <w:rFonts w:ascii="Arial Nova Cond" w:eastAsia="Calibri" w:hAnsi="Arial Nova Cond" w:cs="Times New Roman"/>
-                <w:sz w:val="20"/>
-                <w:szCs w:val="20"/>
-                <w:lang w:val="es-ES_tradnl"/>
-              </w:rPr>
-              <w:t>{{problemapotencialidad3}}</w:t>
-            </w:r>
-          </w:p>
-        </w:tc>
-        <w:tc>
-          <w:tcPr>
-            <w:tcW w:w="6169" w:type="dxa"/>
+            <w:tcW w:w="5379" w:type="dxa"/>
             <w:vAlign w:val="center"/>
           </w:tcPr>
           <w:p>
@@ -12323,7 +12137,7 @@
         </w:tc>
         <w:tc>
           <w:tcPr>
-            <w:tcW w:w="2015" w:type="dxa"/>
+            <w:tcW w:w="1984" w:type="dxa"/>
             <w:vAlign w:val="center"/>
           </w:tcPr>
           <w:p>
@@ -12354,7 +12168,7 @@
         </w:tc>
         <w:tc>
           <w:tcPr>
-            <w:tcW w:w="1634" w:type="dxa"/>
+            <w:tcW w:w="2693" w:type="dxa"/>
             <w:vAlign w:val="center"/>
           </w:tcPr>
           <w:p>
@@ -12379,13 +12193,13 @@
                 <w:sz w:val="20"/>
                 <w:szCs w:val="20"/>
               </w:rPr>
-              <w:t>{{competencias3}}</w:t>
-            </w:r>
-          </w:p>
-        </w:tc>
-        <w:tc>
-          <w:tcPr>
-            <w:tcW w:w="1337" w:type="dxa"/>
+              <w:t>{{campotematico3}}</w:t>
+            </w:r>
+          </w:p>
+        </w:tc>
+        <w:tc>
+          <w:tcPr>
+            <w:tcW w:w="1560" w:type="dxa"/>
             <w:vAlign w:val="center"/>
           </w:tcPr>
           <w:p>
@@ -12393,7 +12207,38 @@
               <w:autoSpaceDE w:val="0"/>
               <w:autoSpaceDN w:val="0"/>
               <w:adjustRightInd w:val="0"/>
-              <w:jc w:val="center"/>
+              <w:jc w:val="both"/>
+              <w:rPr>
+                <w:rFonts w:ascii="Arial Nova Cond" w:hAnsi="Arial Nova Cond" w:cs="Arial"/>
+                <w:color w:val="000000"/>
+                <w:kern w:val="0"/>
+                <w:sz w:val="20"/>
+                <w:szCs w:val="20"/>
+              </w:rPr>
+            </w:pPr>
+            <w:r>
+              <w:rPr>
+                <w:rFonts w:ascii="Arial Nova Cond" w:hAnsi="Arial Nova Cond" w:cs="Arial"/>
+                <w:color w:val="000000"/>
+                <w:kern w:val="0"/>
+                <w:sz w:val="20"/>
+                <w:szCs w:val="20"/>
+              </w:rPr>
+              <w:t>{{competencias3}}</w:t>
+            </w:r>
+          </w:p>
+        </w:tc>
+        <w:tc>
+          <w:tcPr>
+            <w:tcW w:w="1399" w:type="dxa"/>
+            <w:vAlign w:val="center"/>
+          </w:tcPr>
+          <w:p>
+            <w:pPr>
+              <w:autoSpaceDE w:val="0"/>
+              <w:autoSpaceDN w:val="0"/>
+              <w:adjustRightInd w:val="0"/>
+              <w:jc w:val="both"/>
               <w:rPr>
                 <w:rFonts w:ascii="Arial Nova Cond" w:hAnsi="Arial Nova Cond" w:cs="Arial"/>
                 <w:color w:val="000000"/>
@@ -12422,7 +12267,7 @@
         </w:trPr>
         <w:tc>
           <w:tcPr>
-            <w:tcW w:w="875" w:type="dxa"/>
+            <w:tcW w:w="818" w:type="dxa"/>
             <w:vMerge/>
             <w:vAlign w:val="center"/>
           </w:tcPr>
@@ -12450,7 +12295,7 @@
         </w:tc>
         <w:tc>
           <w:tcPr>
-            <w:tcW w:w="1095" w:type="dxa"/>
+            <w:tcW w:w="1018" w:type="dxa"/>
             <w:vAlign w:val="center"/>
           </w:tcPr>
           <w:p>
@@ -12488,33 +12333,7 @@
         </w:tc>
         <w:tc>
           <w:tcPr>
-            <w:tcW w:w="1726" w:type="dxa"/>
-            <w:vAlign w:val="center"/>
-          </w:tcPr>
-          <w:p>
-            <w:pPr>
-              <w:pStyle w:val="Sinespaciado"/>
-              <w:jc w:val="both"/>
-              <w:rPr>
-                <w:rFonts w:ascii="Arial Nova Cond" w:hAnsi="Arial Nova Cond"/>
-                <w:sz w:val="20"/>
-                <w:szCs w:val="20"/>
-              </w:rPr>
-            </w:pPr>
-            <w:r>
-              <w:rPr>
-                <w:rFonts w:ascii="Arial Nova Cond" w:eastAsia="Calibri" w:hAnsi="Arial Nova Cond" w:cs="Times New Roman"/>
-                <w:sz w:val="20"/>
-                <w:szCs w:val="20"/>
-                <w:lang w:val="es-ES_tradnl"/>
-              </w:rPr>
-              <w:t>{{problemapotencialidad4}}</w:t>
-            </w:r>
-          </w:p>
-        </w:tc>
-        <w:tc>
-          <w:tcPr>
-            <w:tcW w:w="6169" w:type="dxa"/>
+            <w:tcW w:w="5379" w:type="dxa"/>
             <w:vAlign w:val="center"/>
           </w:tcPr>
           <w:p>
@@ -12549,7 +12368,7 @@
         </w:tc>
         <w:tc>
           <w:tcPr>
-            <w:tcW w:w="2015" w:type="dxa"/>
+            <w:tcW w:w="1984" w:type="dxa"/>
             <w:vAlign w:val="center"/>
           </w:tcPr>
           <w:p>
@@ -12580,7 +12399,7 @@
         </w:tc>
         <w:tc>
           <w:tcPr>
-            <w:tcW w:w="1634" w:type="dxa"/>
+            <w:tcW w:w="2693" w:type="dxa"/>
             <w:vAlign w:val="center"/>
           </w:tcPr>
           <w:p>
@@ -12605,13 +12424,13 @@
                 <w:sz w:val="20"/>
                 <w:szCs w:val="20"/>
               </w:rPr>
-              <w:t>{{competencias4}}</w:t>
-            </w:r>
-          </w:p>
-        </w:tc>
-        <w:tc>
-          <w:tcPr>
-            <w:tcW w:w="1337" w:type="dxa"/>
+              <w:t>{{campotematico4}}</w:t>
+            </w:r>
+          </w:p>
+        </w:tc>
+        <w:tc>
+          <w:tcPr>
+            <w:tcW w:w="1560" w:type="dxa"/>
             <w:vAlign w:val="center"/>
           </w:tcPr>
           <w:p>
@@ -12619,7 +12438,38 @@
               <w:autoSpaceDE w:val="0"/>
               <w:autoSpaceDN w:val="0"/>
               <w:adjustRightInd w:val="0"/>
-              <w:jc w:val="center"/>
+              <w:jc w:val="both"/>
+              <w:rPr>
+                <w:rFonts w:ascii="Arial Nova Cond" w:hAnsi="Arial Nova Cond" w:cs="Arial"/>
+                <w:color w:val="000000"/>
+                <w:kern w:val="0"/>
+                <w:sz w:val="20"/>
+                <w:szCs w:val="20"/>
+              </w:rPr>
+            </w:pPr>
+            <w:r>
+              <w:rPr>
+                <w:rFonts w:ascii="Arial Nova Cond" w:hAnsi="Arial Nova Cond" w:cs="Arial"/>
+                <w:color w:val="000000"/>
+                <w:kern w:val="0"/>
+                <w:sz w:val="20"/>
+                <w:szCs w:val="20"/>
+              </w:rPr>
+              <w:t>{{competencias4}}</w:t>
+            </w:r>
+          </w:p>
+        </w:tc>
+        <w:tc>
+          <w:tcPr>
+            <w:tcW w:w="1399" w:type="dxa"/>
+            <w:vAlign w:val="center"/>
+          </w:tcPr>
+          <w:p>
+            <w:pPr>
+              <w:autoSpaceDE w:val="0"/>
+              <w:autoSpaceDN w:val="0"/>
+              <w:adjustRightInd w:val="0"/>
+              <w:jc w:val="both"/>
               <w:rPr>
                 <w:rFonts w:ascii="Arial Nova Cond" w:hAnsi="Arial Nova Cond" w:cs="Arial"/>
                 <w:color w:val="000000"/>
@@ -12648,7 +12498,7 @@
         </w:trPr>
         <w:tc>
           <w:tcPr>
-            <w:tcW w:w="875" w:type="dxa"/>
+            <w:tcW w:w="818" w:type="dxa"/>
             <w:vMerge w:val="restart"/>
             <w:vAlign w:val="center"/>
           </w:tcPr>
@@ -12687,7 +12537,7 @@
         </w:tc>
         <w:tc>
           <w:tcPr>
-            <w:tcW w:w="1095" w:type="dxa"/>
+            <w:tcW w:w="1018" w:type="dxa"/>
             <w:vAlign w:val="center"/>
           </w:tcPr>
           <w:p>
@@ -12725,34 +12575,7 @@
         </w:tc>
         <w:tc>
           <w:tcPr>
-            <w:tcW w:w="1726" w:type="dxa"/>
-            <w:vAlign w:val="center"/>
-          </w:tcPr>
-          <w:p>
-            <w:pPr>
-              <w:pStyle w:val="Sinespaciado"/>
-              <w:jc w:val="both"/>
-              <w:rPr>
-                <w:rFonts w:ascii="Arial Nova Cond" w:hAnsi="Arial Nova Cond"/>
-                <w:color w:val="000000" w:themeColor="text1"/>
-                <w:sz w:val="20"/>
-                <w:szCs w:val="20"/>
-              </w:rPr>
-            </w:pPr>
-            <w:r>
-              <w:rPr>
-                <w:rFonts w:ascii="Arial Nova Cond" w:eastAsia="Calibri" w:hAnsi="Arial Nova Cond" w:cs="Times New Roman"/>
-                <w:sz w:val="20"/>
-                <w:szCs w:val="20"/>
-                <w:lang w:val="es-ES_tradnl"/>
-              </w:rPr>
-              <w:t>{{problemapotencialidad5}}</w:t>
-            </w:r>
-          </w:p>
-        </w:tc>
-        <w:tc>
-          <w:tcPr>
-            <w:tcW w:w="6169" w:type="dxa"/>
+            <w:tcW w:w="5379" w:type="dxa"/>
             <w:vAlign w:val="center"/>
           </w:tcPr>
           <w:p>
@@ -12781,13 +12604,13 @@
                 <w:szCs w:val="20"/>
                 <w:lang w:val="es-ES_tradnl"/>
               </w:rPr>
-              <w:t>{{situacionsignificativa5}}</w:t>
-            </w:r>
-          </w:p>
-        </w:tc>
-        <w:tc>
-          <w:tcPr>
-            <w:tcW w:w="2015" w:type="dxa"/>
+              <w:t xml:space="preserve">{{situacionsignificativa5}} </w:t>
+            </w:r>
+          </w:p>
+        </w:tc>
+        <w:tc>
+          <w:tcPr>
+            <w:tcW w:w="1984" w:type="dxa"/>
             <w:vAlign w:val="center"/>
           </w:tcPr>
           <w:p>
@@ -12818,7 +12641,7 @@
         </w:tc>
         <w:tc>
           <w:tcPr>
-            <w:tcW w:w="1634" w:type="dxa"/>
+            <w:tcW w:w="2693" w:type="dxa"/>
             <w:vAlign w:val="center"/>
           </w:tcPr>
           <w:p>
@@ -12843,13 +12666,13 @@
                 <w:sz w:val="20"/>
                 <w:szCs w:val="20"/>
               </w:rPr>
-              <w:t>{{competencias5}}</w:t>
-            </w:r>
-          </w:p>
-        </w:tc>
-        <w:tc>
-          <w:tcPr>
-            <w:tcW w:w="1337" w:type="dxa"/>
+              <w:t>{{campotematico5}}</w:t>
+            </w:r>
+          </w:p>
+        </w:tc>
+        <w:tc>
+          <w:tcPr>
+            <w:tcW w:w="1560" w:type="dxa"/>
             <w:vAlign w:val="center"/>
           </w:tcPr>
           <w:p>
@@ -12857,7 +12680,38 @@
               <w:autoSpaceDE w:val="0"/>
               <w:autoSpaceDN w:val="0"/>
               <w:adjustRightInd w:val="0"/>
-              <w:jc w:val="center"/>
+              <w:jc w:val="both"/>
+              <w:rPr>
+                <w:rFonts w:ascii="Arial Nova Cond" w:hAnsi="Arial Nova Cond" w:cs="Arial"/>
+                <w:color w:val="000000"/>
+                <w:kern w:val="0"/>
+                <w:sz w:val="20"/>
+                <w:szCs w:val="20"/>
+              </w:rPr>
+            </w:pPr>
+            <w:r>
+              <w:rPr>
+                <w:rFonts w:ascii="Arial Nova Cond" w:hAnsi="Arial Nova Cond" w:cs="Arial"/>
+                <w:color w:val="000000"/>
+                <w:kern w:val="0"/>
+                <w:sz w:val="20"/>
+                <w:szCs w:val="20"/>
+              </w:rPr>
+              <w:t>{{competencias5}}</w:t>
+            </w:r>
+          </w:p>
+        </w:tc>
+        <w:tc>
+          <w:tcPr>
+            <w:tcW w:w="1399" w:type="dxa"/>
+            <w:vAlign w:val="center"/>
+          </w:tcPr>
+          <w:p>
+            <w:pPr>
+              <w:autoSpaceDE w:val="0"/>
+              <w:autoSpaceDN w:val="0"/>
+              <w:adjustRightInd w:val="0"/>
+              <w:jc w:val="both"/>
               <w:rPr>
                 <w:rFonts w:ascii="Arial Nova Cond" w:hAnsi="Arial Nova Cond" w:cs="Arial"/>
                 <w:color w:val="000000"/>
@@ -12886,7 +12740,7 @@
         </w:trPr>
         <w:tc>
           <w:tcPr>
-            <w:tcW w:w="875" w:type="dxa"/>
+            <w:tcW w:w="818" w:type="dxa"/>
             <w:vMerge/>
             <w:vAlign w:val="center"/>
           </w:tcPr>
@@ -12914,7 +12768,7 @@
         </w:tc>
         <w:tc>
           <w:tcPr>
-            <w:tcW w:w="1095" w:type="dxa"/>
+            <w:tcW w:w="1018" w:type="dxa"/>
             <w:vAlign w:val="center"/>
           </w:tcPr>
           <w:p>
@@ -12952,33 +12806,7 @@
         </w:tc>
         <w:tc>
           <w:tcPr>
-            <w:tcW w:w="1726" w:type="dxa"/>
-            <w:vAlign w:val="center"/>
-          </w:tcPr>
-          <w:p>
-            <w:pPr>
-              <w:pStyle w:val="Sinespaciado"/>
-              <w:jc w:val="both"/>
-              <w:rPr>
-                <w:rFonts w:ascii="Arial Nova Cond" w:hAnsi="Arial Nova Cond"/>
-                <w:sz w:val="20"/>
-                <w:szCs w:val="20"/>
-              </w:rPr>
-            </w:pPr>
-            <w:r>
-              <w:rPr>
-                <w:rFonts w:ascii="Arial Nova Cond" w:eastAsia="Calibri" w:hAnsi="Arial Nova Cond" w:cs="Times New Roman"/>
-                <w:sz w:val="20"/>
-                <w:szCs w:val="20"/>
-                <w:lang w:val="es-ES_tradnl"/>
-              </w:rPr>
-              <w:t>{{problemapotencialidad6}}</w:t>
-            </w:r>
-          </w:p>
-        </w:tc>
-        <w:tc>
-          <w:tcPr>
-            <w:tcW w:w="6169" w:type="dxa"/>
+            <w:tcW w:w="5379" w:type="dxa"/>
             <w:vAlign w:val="center"/>
           </w:tcPr>
           <w:p>
@@ -13012,7 +12840,7 @@
         </w:tc>
         <w:tc>
           <w:tcPr>
-            <w:tcW w:w="2015" w:type="dxa"/>
+            <w:tcW w:w="1984" w:type="dxa"/>
             <w:vAlign w:val="center"/>
           </w:tcPr>
           <w:p>
@@ -13043,7 +12871,7 @@
         </w:tc>
         <w:tc>
           <w:tcPr>
-            <w:tcW w:w="1634" w:type="dxa"/>
+            <w:tcW w:w="2693" w:type="dxa"/>
             <w:vAlign w:val="center"/>
           </w:tcPr>
           <w:p>
@@ -13068,13 +12896,13 @@
                 <w:sz w:val="20"/>
                 <w:szCs w:val="20"/>
               </w:rPr>
-              <w:t>{{competencias6}}</w:t>
-            </w:r>
-          </w:p>
-        </w:tc>
-        <w:tc>
-          <w:tcPr>
-            <w:tcW w:w="1337" w:type="dxa"/>
+              <w:t>{{campotematico6}}</w:t>
+            </w:r>
+          </w:p>
+        </w:tc>
+        <w:tc>
+          <w:tcPr>
+            <w:tcW w:w="1560" w:type="dxa"/>
             <w:vAlign w:val="center"/>
           </w:tcPr>
           <w:p>
@@ -13082,7 +12910,38 @@
               <w:autoSpaceDE w:val="0"/>
               <w:autoSpaceDN w:val="0"/>
               <w:adjustRightInd w:val="0"/>
-              <w:jc w:val="center"/>
+              <w:jc w:val="both"/>
+              <w:rPr>
+                <w:rFonts w:ascii="Arial Nova Cond" w:hAnsi="Arial Nova Cond" w:cs="Arial"/>
+                <w:color w:val="000000"/>
+                <w:kern w:val="0"/>
+                <w:sz w:val="20"/>
+                <w:szCs w:val="20"/>
+              </w:rPr>
+            </w:pPr>
+            <w:r>
+              <w:rPr>
+                <w:rFonts w:ascii="Arial Nova Cond" w:hAnsi="Arial Nova Cond" w:cs="Arial"/>
+                <w:color w:val="000000"/>
+                <w:kern w:val="0"/>
+                <w:sz w:val="20"/>
+                <w:szCs w:val="20"/>
+              </w:rPr>
+              <w:t>{{competencias6}}</w:t>
+            </w:r>
+          </w:p>
+        </w:tc>
+        <w:tc>
+          <w:tcPr>
+            <w:tcW w:w="1399" w:type="dxa"/>
+            <w:vAlign w:val="center"/>
+          </w:tcPr>
+          <w:p>
+            <w:pPr>
+              <w:autoSpaceDE w:val="0"/>
+              <w:autoSpaceDN w:val="0"/>
+              <w:adjustRightInd w:val="0"/>
+              <w:jc w:val="both"/>
               <w:rPr>
                 <w:rFonts w:ascii="Arial Nova Cond" w:hAnsi="Arial Nova Cond" w:cs="Arial"/>
                 <w:color w:val="000000"/>
@@ -13111,7 +12970,7 @@
         </w:trPr>
         <w:tc>
           <w:tcPr>
-            <w:tcW w:w="875" w:type="dxa"/>
+            <w:tcW w:w="818" w:type="dxa"/>
             <w:vMerge w:val="restart"/>
             <w:vAlign w:val="center"/>
           </w:tcPr>
@@ -13150,7 +13009,7 @@
         </w:tc>
         <w:tc>
           <w:tcPr>
-            <w:tcW w:w="1095" w:type="dxa"/>
+            <w:tcW w:w="1018" w:type="dxa"/>
             <w:vAlign w:val="center"/>
           </w:tcPr>
           <w:p>
@@ -13188,7 +13047,7 @@
         </w:tc>
         <w:tc>
           <w:tcPr>
-            <w:tcW w:w="1726" w:type="dxa"/>
+            <w:tcW w:w="5379" w:type="dxa"/>
             <w:vAlign w:val="center"/>
           </w:tcPr>
           <w:p>
@@ -13201,62 +13060,28 @@
               </w:tabs>
               <w:spacing w:line="276" w:lineRule="auto"/>
               <w:ind w:left="0"/>
+              <w:jc w:val="both"/>
+              <w:rPr>
+                <w:rFonts w:ascii="Arial Nova Cond" w:hAnsi="Arial Nova Cond"/>
+                <w:color w:val="000000" w:themeColor="text1"/>
+                <w:sz w:val="20"/>
+                <w:szCs w:val="20"/>
+              </w:rPr>
+            </w:pPr>
+            <w:r>
               <w:rPr>
                 <w:rFonts w:ascii="Arial Nova Cond" w:eastAsia="Calibri" w:hAnsi="Arial Nova Cond" w:cs="Times New Roman"/>
-                <w:color w:val="000000" w:themeColor="text1"/>
                 <w:sz w:val="20"/>
                 <w:szCs w:val="20"/>
                 <w:lang w:val="es-ES_tradnl"/>
               </w:rPr>
-            </w:pPr>
-            <w:r>
-              <w:rPr>
-                <w:rFonts w:ascii="Arial Nova Cond" w:eastAsia="Calibri" w:hAnsi="Arial Nova Cond" w:cs="Times New Roman"/>
-                <w:sz w:val="20"/>
-                <w:szCs w:val="20"/>
-                <w:lang w:val="es-ES_tradnl"/>
-              </w:rPr>
-              <w:t>{{problemapotencialidad7}}</w:t>
-            </w:r>
-          </w:p>
-        </w:tc>
-        <w:tc>
-          <w:tcPr>
-            <w:tcW w:w="6169" w:type="dxa"/>
-            <w:vAlign w:val="center"/>
-          </w:tcPr>
-          <w:p>
-            <w:pPr>
-              <w:pStyle w:val="Prrafodelista"/>
-              <w:tabs>
-                <w:tab w:val="left" w:pos="0"/>
-                <w:tab w:val="left" w:pos="142"/>
-                <w:tab w:val="left" w:pos="284"/>
-              </w:tabs>
-              <w:spacing w:line="276" w:lineRule="auto"/>
-              <w:ind w:left="0"/>
-              <w:jc w:val="both"/>
-              <w:rPr>
-                <w:rFonts w:ascii="Arial Nova Cond" w:hAnsi="Arial Nova Cond"/>
-                <w:color w:val="000000" w:themeColor="text1"/>
-                <w:sz w:val="20"/>
-                <w:szCs w:val="20"/>
-              </w:rPr>
-            </w:pPr>
-            <w:r>
-              <w:rPr>
-                <w:rFonts w:ascii="Arial Nova Cond" w:eastAsia="Calibri" w:hAnsi="Arial Nova Cond" w:cs="Times New Roman"/>
-                <w:sz w:val="20"/>
-                <w:szCs w:val="20"/>
-                <w:lang w:val="es-ES_tradnl"/>
-              </w:rPr>
               <w:t>{{situacionsignificativa7}}</w:t>
             </w:r>
           </w:p>
         </w:tc>
         <w:tc>
           <w:tcPr>
-            <w:tcW w:w="2015" w:type="dxa"/>
+            <w:tcW w:w="1984" w:type="dxa"/>
             <w:vAlign w:val="center"/>
           </w:tcPr>
           <w:p>
@@ -13287,7 +13112,7 @@
         </w:tc>
         <w:tc>
           <w:tcPr>
-            <w:tcW w:w="1634" w:type="dxa"/>
+            <w:tcW w:w="2693" w:type="dxa"/>
             <w:vAlign w:val="center"/>
           </w:tcPr>
           <w:p>
@@ -13312,13 +13137,13 @@
                 <w:sz w:val="20"/>
                 <w:szCs w:val="20"/>
               </w:rPr>
-              <w:t>{{competencias7}}</w:t>
-            </w:r>
-          </w:p>
-        </w:tc>
-        <w:tc>
-          <w:tcPr>
-            <w:tcW w:w="1337" w:type="dxa"/>
+              <w:t>{{campotematico7}}</w:t>
+            </w:r>
+          </w:p>
+        </w:tc>
+        <w:tc>
+          <w:tcPr>
+            <w:tcW w:w="1560" w:type="dxa"/>
             <w:vAlign w:val="center"/>
           </w:tcPr>
           <w:p>
@@ -13326,7 +13151,38 @@
               <w:autoSpaceDE w:val="0"/>
               <w:autoSpaceDN w:val="0"/>
               <w:adjustRightInd w:val="0"/>
-              <w:jc w:val="center"/>
+              <w:jc w:val="both"/>
+              <w:rPr>
+                <w:rFonts w:ascii="Arial Nova Cond" w:hAnsi="Arial Nova Cond" w:cs="Arial"/>
+                <w:color w:val="000000"/>
+                <w:kern w:val="0"/>
+                <w:sz w:val="20"/>
+                <w:szCs w:val="20"/>
+              </w:rPr>
+            </w:pPr>
+            <w:r>
+              <w:rPr>
+                <w:rFonts w:ascii="Arial Nova Cond" w:hAnsi="Arial Nova Cond" w:cs="Arial"/>
+                <w:color w:val="000000"/>
+                <w:kern w:val="0"/>
+                <w:sz w:val="20"/>
+                <w:szCs w:val="20"/>
+              </w:rPr>
+              <w:t>{{competencias7}}</w:t>
+            </w:r>
+          </w:p>
+        </w:tc>
+        <w:tc>
+          <w:tcPr>
+            <w:tcW w:w="1399" w:type="dxa"/>
+            <w:vAlign w:val="center"/>
+          </w:tcPr>
+          <w:p>
+            <w:pPr>
+              <w:autoSpaceDE w:val="0"/>
+              <w:autoSpaceDN w:val="0"/>
+              <w:adjustRightInd w:val="0"/>
+              <w:jc w:val="both"/>
               <w:rPr>
                 <w:rFonts w:ascii="Arial Nova Cond" w:hAnsi="Arial Nova Cond" w:cs="Arial"/>
                 <w:color w:val="000000"/>
@@ -13355,7 +13211,7 @@
         </w:trPr>
         <w:tc>
           <w:tcPr>
-            <w:tcW w:w="875" w:type="dxa"/>
+            <w:tcW w:w="818" w:type="dxa"/>
             <w:vMerge/>
             <w:vAlign w:val="center"/>
           </w:tcPr>
@@ -13383,7 +13239,7 @@
         </w:tc>
         <w:tc>
           <w:tcPr>
-            <w:tcW w:w="1095" w:type="dxa"/>
+            <w:tcW w:w="1018" w:type="dxa"/>
             <w:vAlign w:val="center"/>
           </w:tcPr>
           <w:p>
@@ -13421,7 +13277,7 @@
         </w:tc>
         <w:tc>
           <w:tcPr>
-            <w:tcW w:w="1726" w:type="dxa"/>
+            <w:tcW w:w="5379" w:type="dxa"/>
             <w:vAlign w:val="center"/>
           </w:tcPr>
           <w:p>
@@ -13434,6 +13290,7 @@
               </w:tabs>
               <w:spacing w:line="276" w:lineRule="auto"/>
               <w:ind w:left="0"/>
+              <w:jc w:val="both"/>
               <w:rPr>
                 <w:rFonts w:ascii="Arial Nova Cond" w:eastAsia="Calibri" w:hAnsi="Arial Nova Cond" w:cs="Times New Roman"/>
                 <w:color w:val="000000" w:themeColor="text1"/>
@@ -13449,48 +13306,13 @@
                 <w:szCs w:val="20"/>
                 <w:lang w:val="es-ES_tradnl"/>
               </w:rPr>
-              <w:t>{{problemapotencialidad8}}</w:t>
-            </w:r>
-          </w:p>
-        </w:tc>
-        <w:tc>
-          <w:tcPr>
-            <w:tcW w:w="6169" w:type="dxa"/>
-            <w:vAlign w:val="center"/>
-          </w:tcPr>
-          <w:p>
-            <w:pPr>
-              <w:pStyle w:val="Prrafodelista"/>
-              <w:tabs>
-                <w:tab w:val="left" w:pos="0"/>
-                <w:tab w:val="left" w:pos="142"/>
-                <w:tab w:val="left" w:pos="284"/>
-              </w:tabs>
-              <w:spacing w:line="276" w:lineRule="auto"/>
-              <w:ind w:left="0"/>
-              <w:jc w:val="both"/>
-              <w:rPr>
-                <w:rFonts w:ascii="Arial Nova Cond" w:eastAsia="Calibri" w:hAnsi="Arial Nova Cond" w:cs="Times New Roman"/>
-                <w:color w:val="000000" w:themeColor="text1"/>
-                <w:sz w:val="20"/>
-                <w:szCs w:val="20"/>
-                <w:lang w:val="es-ES_tradnl"/>
-              </w:rPr>
-            </w:pPr>
-            <w:r>
-              <w:rPr>
-                <w:rFonts w:ascii="Arial Nova Cond" w:eastAsia="Calibri" w:hAnsi="Arial Nova Cond" w:cs="Times New Roman"/>
-                <w:sz w:val="20"/>
-                <w:szCs w:val="20"/>
-                <w:lang w:val="es-ES_tradnl"/>
-              </w:rPr>
               <w:t>{{situacionsignificativa8}}</w:t>
             </w:r>
           </w:p>
         </w:tc>
         <w:tc>
           <w:tcPr>
-            <w:tcW w:w="2015" w:type="dxa"/>
+            <w:tcW w:w="1984" w:type="dxa"/>
             <w:vAlign w:val="center"/>
           </w:tcPr>
           <w:p>
@@ -13520,7 +13342,7 @@
         </w:tc>
         <w:tc>
           <w:tcPr>
-            <w:tcW w:w="1634" w:type="dxa"/>
+            <w:tcW w:w="2693" w:type="dxa"/>
             <w:vAlign w:val="center"/>
           </w:tcPr>
           <w:p>
@@ -13545,13 +13367,13 @@
                 <w:sz w:val="20"/>
                 <w:szCs w:val="20"/>
               </w:rPr>
-              <w:t>{{competencias8}}</w:t>
-            </w:r>
-          </w:p>
-        </w:tc>
-        <w:tc>
-          <w:tcPr>
-            <w:tcW w:w="1337" w:type="dxa"/>
+              <w:t>{{campotematico8}}</w:t>
+            </w:r>
+          </w:p>
+        </w:tc>
+        <w:tc>
+          <w:tcPr>
+            <w:tcW w:w="1560" w:type="dxa"/>
             <w:vAlign w:val="center"/>
           </w:tcPr>
           <w:p>
@@ -13559,7 +13381,7 @@
               <w:autoSpaceDE w:val="0"/>
               <w:autoSpaceDN w:val="0"/>
               <w:adjustRightInd w:val="0"/>
-              <w:jc w:val="center"/>
+              <w:jc w:val="both"/>
               <w:rPr>
                 <w:rFonts w:ascii="Arial Nova Cond" w:hAnsi="Arial Nova Cond" w:cs="Arial"/>
                 <w:color w:val="000000"/>
@@ -13576,6 +13398,37 @@
                 <w:sz w:val="20"/>
                 <w:szCs w:val="20"/>
               </w:rPr>
+              <w:t>{{competencias8}}</w:t>
+            </w:r>
+          </w:p>
+        </w:tc>
+        <w:tc>
+          <w:tcPr>
+            <w:tcW w:w="1399" w:type="dxa"/>
+            <w:vAlign w:val="center"/>
+          </w:tcPr>
+          <w:p>
+            <w:pPr>
+              <w:autoSpaceDE w:val="0"/>
+              <w:autoSpaceDN w:val="0"/>
+              <w:adjustRightInd w:val="0"/>
+              <w:jc w:val="both"/>
+              <w:rPr>
+                <w:rFonts w:ascii="Arial Nova Cond" w:hAnsi="Arial Nova Cond" w:cs="Arial"/>
+                <w:color w:val="000000"/>
+                <w:kern w:val="0"/>
+                <w:sz w:val="20"/>
+                <w:szCs w:val="20"/>
+              </w:rPr>
+            </w:pPr>
+            <w:r>
+              <w:rPr>
+                <w:rFonts w:ascii="Arial Nova Cond" w:hAnsi="Arial Nova Cond" w:cs="Arial"/>
+                <w:color w:val="000000"/>
+                <w:kern w:val="0"/>
+                <w:sz w:val="20"/>
+                <w:szCs w:val="20"/>
+              </w:rPr>
               <w:t>{{producto8}}</w:t>
             </w:r>
           </w:p>
@@ -13583,18 +13436,6 @@
       </w:tr>
       <w:bookmarkEnd w:id="1"/>
     </w:tbl>
-    <w:p>
-      <w:pPr>
-        <w:spacing w:line="276" w:lineRule="auto"/>
-        <w:ind w:right="-455"/>
-        <w:rPr>
-          <w:rFonts w:ascii="Arial Nova Cond Light" w:hAnsi="Arial Nova Cond Light" w:cs="Times New Roman"/>
-          <w:b/>
-          <w:bCs/>
-          <w:color w:val="000000" w:themeColor="text1"/>
-        </w:rPr>
-      </w:pPr>
-    </w:p>
     <w:p>
       <w:pPr>
         <w:spacing w:line="276" w:lineRule="auto"/>
@@ -13631,6 +13472,7 @@
           <w:bCs/>
           <w:color w:val="000000" w:themeColor="text1"/>
         </w:rPr>
+        <w:lastRenderedPageBreak/>
         <w:t xml:space="preserve">ORGANIZACIÓN DE LOS PROPÓSITOS DE APRENDIZAJE: </w:t>
       </w:r>
     </w:p>
@@ -25566,25 +25408,7 @@
                 <w:kern w:val="0"/>
                 <w14:ligatures w14:val="none"/>
               </w:rPr>
-              <w:t xml:space="preserve">Minedu (2025). Resolución Ministerial </w:t>
-            </w:r>
-            <w:proofErr w:type="spellStart"/>
-            <w:r>
-              <w:rPr>
-                <w:rFonts w:ascii="Arial Nova Cond Light" w:eastAsia="Calibri" w:hAnsi="Arial Nova Cond Light" w:cs="Calibri Light"/>
-                <w:kern w:val="0"/>
-                <w14:ligatures w14:val="none"/>
-              </w:rPr>
-              <w:t>N.°</w:t>
-            </w:r>
-            <w:proofErr w:type="spellEnd"/>
-            <w:r>
-              <w:rPr>
-                <w:rFonts w:ascii="Arial Nova Cond Light" w:eastAsia="Calibri" w:hAnsi="Arial Nova Cond Light" w:cs="Calibri Light"/>
-                <w:kern w:val="0"/>
-                <w14:ligatures w14:val="none"/>
-              </w:rPr>
-              <w:t xml:space="preserve"> 501-2025.</w:t>
+              <w:t>Minedu (2025). Resolución Ministerial N.° 501-2025.</w:t>
             </w:r>
           </w:p>
         </w:tc>
@@ -26357,7 +26181,7 @@
 </file>
 
 <file path=word/endnotes.xml><?xml version="1.0" encoding="utf-8"?>
-<w:endnotes xmlns:wpc="http://schemas.microsoft.com/office/word/2010/wordprocessingCanvas" xmlns:cx="http://schemas.microsoft.com/office/drawing/2014/chartex" xmlns:cx1="http://schemas.microsoft.com/office/drawing/2015/9/8/chartex" xmlns:cx2="http://schemas.microsoft.com/office/drawing/2015/10/21/chartex" xmlns:cx3="http://schemas.microsoft.com/office/drawing/2016/5/9/chartex" xmlns:cx4="http://schemas.microsoft.com/office/drawing/2016/5/10/chartex" xmlns:cx5="http://schemas.microsoft.com/office/drawing/2016/5/11/chartex" xmlns:cx6="http://schemas.microsoft.com/office/drawing/2016/5/12/chartex" xmlns:cx7="http://schemas.microsoft.com/office/drawing/2016/5/13/chartex" xmlns:cx8="http://schemas.microsoft.com/office/drawing/2016/5/14/chartex" xmlns:mc="http://schemas.openxmlformats.org/markup-compatibility/2006" xmlns:aink="http://schemas.microsoft.com/office/drawing/2016/ink" xmlns:am3d="http://schemas.microsoft.com/office/drawing/2017/model3d" xmlns:o="urn:schemas-microsoft-com:office:office" xmlns:oel="http://schemas.microsoft.com/office/2019/extlst" xmlns:r="http://schemas.openxmlformats.org/officeDocument/2006/relationships" xmlns:m="http://schemas.openxmlformats.org/officeDocument/2006/math" xmlns:v="urn:schemas-microsoft-com:vml" xmlns:wp14="http://schemas.microsoft.com/office/word/2010/wordprocessingDrawing" xmlns:wp="http://schemas.openxmlformats.org/drawingml/2006/wordprocessingDrawing" xmlns:w10="urn:schemas-microsoft-com:office:word" xmlns:w="http://schemas.openxmlformats.org/wordprocessingml/2006/main" xmlns:w14="http://schemas.microsoft.com/office/word/2010/wordml" xmlns:w15="http://schemas.microsoft.com/office/word/2012/wordml" xmlns:w16cex="http://schemas.microsoft.com/office/word/2018/wordml/cex" xmlns:w16cid="http://schemas.microsoft.com/office/word/2016/wordml/cid" xmlns:w16="http://schemas.microsoft.com/office/word/2018/wordml" xmlns:w16du="http://schemas.microsoft.com/office/word/2023/wordml/word16du" xmlns:w16sdtdh="http://schemas.microsoft.com/office/word/2020/wordml/sdtdatahash" xmlns:w16se="http://schemas.microsoft.com/office/word/2015/wordml/symex" xmlns:wpg="http://schemas.microsoft.com/office/word/2010/wordprocessingGroup" xmlns:wpi="http://schemas.microsoft.com/office/word/2010/wordprocessingInk" xmlns:wne="http://schemas.microsoft.com/office/word/2006/wordml" xmlns:wps="http://schemas.microsoft.com/office/word/2010/wordprocessingShape" mc:Ignorable="w14 w15 w16se w16cid w16 w16cex w16sdtdh w16du wp14">
+<w:endnotes xmlns:wpc="http://schemas.microsoft.com/office/word/2010/wordprocessingCanvas" xmlns:cx="http://schemas.microsoft.com/office/drawing/2014/chartex" xmlns:cx1="http://schemas.microsoft.com/office/drawing/2015/9/8/chartex" xmlns:cx2="http://schemas.microsoft.com/office/drawing/2015/10/21/chartex" xmlns:cx3="http://schemas.microsoft.com/office/drawing/2016/5/9/chartex" xmlns:cx4="http://schemas.microsoft.com/office/drawing/2016/5/10/chartex" xmlns:cx5="http://schemas.microsoft.com/office/drawing/2016/5/11/chartex" xmlns:cx6="http://schemas.microsoft.com/office/drawing/2016/5/12/chartex" xmlns:cx7="http://schemas.microsoft.com/office/drawing/2016/5/13/chartex" xmlns:cx8="http://schemas.microsoft.com/office/drawing/2016/5/14/chartex" xmlns:mc="http://schemas.openxmlformats.org/markup-compatibility/2006" xmlns:aink="http://schemas.microsoft.com/office/drawing/2016/ink" xmlns:am3d="http://schemas.microsoft.com/office/drawing/2017/model3d" xmlns:o="urn:schemas-microsoft-com:office:office" xmlns:oel="http://schemas.microsoft.com/office/2019/extlst" xmlns:r="http://schemas.openxmlformats.org/officeDocument/2006/relationships" xmlns:m="http://schemas.openxmlformats.org/officeDocument/2006/math" xmlns:v="urn:schemas-microsoft-com:vml" xmlns:wp14="http://schemas.microsoft.com/office/word/2010/wordprocessingDrawing" xmlns:wp="http://schemas.openxmlformats.org/drawingml/2006/wordprocessingDrawing" xmlns:w10="urn:schemas-microsoft-com:office:word" xmlns:w="http://schemas.openxmlformats.org/wordprocessingml/2006/main" xmlns:w14="http://schemas.microsoft.com/office/word/2010/wordml" xmlns:w15="http://schemas.microsoft.com/office/word/2012/wordml" xmlns:w16cex="http://schemas.microsoft.com/office/word/2018/wordml/cex" xmlns:w16cid="http://schemas.microsoft.com/office/word/2016/wordml/cid" xmlns:w16="http://schemas.microsoft.com/office/word/2018/wordml" xmlns:w16du="http://schemas.microsoft.com/office/word/2023/wordml/word16du" xmlns:w16sdtdh="http://schemas.microsoft.com/office/word/2020/wordml/sdtdatahash" xmlns:w16sdtfl="http://schemas.microsoft.com/office/word/2024/wordml/sdtformatlock" xmlns:w16se="http://schemas.microsoft.com/office/word/2015/wordml/symex" xmlns:wpg="http://schemas.microsoft.com/office/word/2010/wordprocessingGroup" xmlns:wpi="http://schemas.microsoft.com/office/word/2010/wordprocessingInk" xmlns:wne="http://schemas.microsoft.com/office/word/2006/wordml" xmlns:wps="http://schemas.microsoft.com/office/word/2010/wordprocessingShape" mc:Ignorable="w14 w15 w16se w16cid w16 w16cex w16sdtdh w16sdtfl w16du wp14">
   <w:endnote w:type="separator" w:id="-1">
     <w:p>
       <w:pPr>
@@ -26382,7 +26206,7 @@
 </file>
 
 <file path=word/footer1.xml><?xml version="1.0" encoding="utf-8"?>
-<w:ftr xmlns:wpc="http://schemas.microsoft.com/office/word/2010/wordprocessingCanvas" xmlns:cx="http://schemas.microsoft.com/office/drawing/2014/chartex" xmlns:cx1="http://schemas.microsoft.com/office/drawing/2015/9/8/chartex" xmlns:cx2="http://schemas.microsoft.com/office/drawing/2015/10/21/chartex" xmlns:cx3="http://schemas.microsoft.com/office/drawing/2016/5/9/chartex" xmlns:cx4="http://schemas.microsoft.com/office/drawing/2016/5/10/chartex" xmlns:cx5="http://schemas.microsoft.com/office/drawing/2016/5/11/chartex" xmlns:cx6="http://schemas.microsoft.com/office/drawing/2016/5/12/chartex" xmlns:cx7="http://schemas.microsoft.com/office/drawing/2016/5/13/chartex" xmlns:cx8="http://schemas.microsoft.com/office/drawing/2016/5/14/chartex" xmlns:mc="http://schemas.openxmlformats.org/markup-compatibility/2006" xmlns:aink="http://schemas.microsoft.com/office/drawing/2016/ink" xmlns:am3d="http://schemas.microsoft.com/office/drawing/2017/model3d" xmlns:o="urn:schemas-microsoft-com:office:office" xmlns:oel="http://schemas.microsoft.com/office/2019/extlst" xmlns:r="http://schemas.openxmlformats.org/officeDocument/2006/relationships" xmlns:m="http://schemas.openxmlformats.org/officeDocument/2006/math" xmlns:v="urn:schemas-microsoft-com:vml" xmlns:wp14="http://schemas.microsoft.com/office/word/2010/wordprocessingDrawing" xmlns:wp="http://schemas.openxmlformats.org/drawingml/2006/wordprocessingDrawing" xmlns:w10="urn:schemas-microsoft-com:office:word" xmlns:w="http://schemas.openxmlformats.org/wordprocessingml/2006/main" xmlns:w14="http://schemas.microsoft.com/office/word/2010/wordml" xmlns:w15="http://schemas.microsoft.com/office/word/2012/wordml" xmlns:w16cex="http://schemas.microsoft.com/office/word/2018/wordml/cex" xmlns:w16cid="http://schemas.microsoft.com/office/word/2016/wordml/cid" xmlns:w16="http://schemas.microsoft.com/office/word/2018/wordml" xmlns:w16du="http://schemas.microsoft.com/office/word/2023/wordml/word16du" xmlns:w16sdtdh="http://schemas.microsoft.com/office/word/2020/wordml/sdtdatahash" xmlns:w16se="http://schemas.microsoft.com/office/word/2015/wordml/symex" xmlns:wpg="http://schemas.microsoft.com/office/word/2010/wordprocessingGroup" xmlns:wpi="http://schemas.microsoft.com/office/word/2010/wordprocessingInk" xmlns:wne="http://schemas.microsoft.com/office/word/2006/wordml" xmlns:wps="http://schemas.microsoft.com/office/word/2010/wordprocessingShape" mc:Ignorable="w14 w15 w16se w16cid w16 w16cex w16sdtdh w16du wp14">
+<w:ftr xmlns:wpc="http://schemas.microsoft.com/office/word/2010/wordprocessingCanvas" xmlns:cx="http://schemas.microsoft.com/office/drawing/2014/chartex" xmlns:cx1="http://schemas.microsoft.com/office/drawing/2015/9/8/chartex" xmlns:cx2="http://schemas.microsoft.com/office/drawing/2015/10/21/chartex" xmlns:cx3="http://schemas.microsoft.com/office/drawing/2016/5/9/chartex" xmlns:cx4="http://schemas.microsoft.com/office/drawing/2016/5/10/chartex" xmlns:cx5="http://schemas.microsoft.com/office/drawing/2016/5/11/chartex" xmlns:cx6="http://schemas.microsoft.com/office/drawing/2016/5/12/chartex" xmlns:cx7="http://schemas.microsoft.com/office/drawing/2016/5/13/chartex" xmlns:cx8="http://schemas.microsoft.com/office/drawing/2016/5/14/chartex" xmlns:mc="http://schemas.openxmlformats.org/markup-compatibility/2006" xmlns:aink="http://schemas.microsoft.com/office/drawing/2016/ink" xmlns:am3d="http://schemas.microsoft.com/office/drawing/2017/model3d" xmlns:o="urn:schemas-microsoft-com:office:office" xmlns:oel="http://schemas.microsoft.com/office/2019/extlst" xmlns:r="http://schemas.openxmlformats.org/officeDocument/2006/relationships" xmlns:m="http://schemas.openxmlformats.org/officeDocument/2006/math" xmlns:v="urn:schemas-microsoft-com:vml" xmlns:wp14="http://schemas.microsoft.com/office/word/2010/wordprocessingDrawing" xmlns:wp="http://schemas.openxmlformats.org/drawingml/2006/wordprocessingDrawing" xmlns:w10="urn:schemas-microsoft-com:office:word" xmlns:w="http://schemas.openxmlformats.org/wordprocessingml/2006/main" xmlns:w14="http://schemas.microsoft.com/office/word/2010/wordml" xmlns:w15="http://schemas.microsoft.com/office/word/2012/wordml" xmlns:w16cex="http://schemas.microsoft.com/office/word/2018/wordml/cex" xmlns:w16cid="http://schemas.microsoft.com/office/word/2016/wordml/cid" xmlns:w16="http://schemas.microsoft.com/office/word/2018/wordml" xmlns:w16du="http://schemas.microsoft.com/office/word/2023/wordml/word16du" xmlns:w16sdtdh="http://schemas.microsoft.com/office/word/2020/wordml/sdtdatahash" xmlns:w16sdtfl="http://schemas.microsoft.com/office/word/2024/wordml/sdtformatlock" xmlns:w16se="http://schemas.microsoft.com/office/word/2015/wordml/symex" xmlns:wpg="http://schemas.microsoft.com/office/word/2010/wordprocessingGroup" xmlns:wpi="http://schemas.microsoft.com/office/word/2010/wordprocessingInk" xmlns:wne="http://schemas.microsoft.com/office/word/2006/wordml" xmlns:wps="http://schemas.microsoft.com/office/word/2010/wordprocessingShape" mc:Ignorable="w14 w15 w16se w16cid w16 w16cex w16sdtdh w16sdtfl w16du wp14">
   <w:p>
     <w:pPr>
       <w:pStyle w:val="Piedepgina"/>
@@ -26879,7 +26703,7 @@
 </file>
 
 <file path=word/footnotes.xml><?xml version="1.0" encoding="utf-8"?>
-<w:footnotes xmlns:wpc="http://schemas.microsoft.com/office/word/2010/wordprocessingCanvas" xmlns:cx="http://schemas.microsoft.com/office/drawing/2014/chartex" xmlns:cx1="http://schemas.microsoft.com/office/drawing/2015/9/8/chartex" xmlns:cx2="http://schemas.microsoft.com/office/drawing/2015/10/21/chartex" xmlns:cx3="http://schemas.microsoft.com/office/drawing/2016/5/9/chartex" xmlns:cx4="http://schemas.microsoft.com/office/drawing/2016/5/10/chartex" xmlns:cx5="http://schemas.microsoft.com/office/drawing/2016/5/11/chartex" xmlns:cx6="http://schemas.microsoft.com/office/drawing/2016/5/12/chartex" xmlns:cx7="http://schemas.microsoft.com/office/drawing/2016/5/13/chartex" xmlns:cx8="http://schemas.microsoft.com/office/drawing/2016/5/14/chartex" xmlns:mc="http://schemas.openxmlformats.org/markup-compatibility/2006" xmlns:aink="http://schemas.microsoft.com/office/drawing/2016/ink" xmlns:am3d="http://schemas.microsoft.com/office/drawing/2017/model3d" xmlns:o="urn:schemas-microsoft-com:office:office" xmlns:oel="http://schemas.microsoft.com/office/2019/extlst" xmlns:r="http://schemas.openxmlformats.org/officeDocument/2006/relationships" xmlns:m="http://schemas.openxmlformats.org/officeDocument/2006/math" xmlns:v="urn:schemas-microsoft-com:vml" xmlns:wp14="http://schemas.microsoft.com/office/word/2010/wordprocessingDrawing" xmlns:wp="http://schemas.openxmlformats.org/drawingml/2006/wordprocessingDrawing" xmlns:w10="urn:schemas-microsoft-com:office:word" xmlns:w="http://schemas.openxmlformats.org/wordprocessingml/2006/main" xmlns:w14="http://schemas.microsoft.com/office/word/2010/wordml" xmlns:w15="http://schemas.microsoft.com/office/word/2012/wordml" xmlns:w16cex="http://schemas.microsoft.com/office/word/2018/wordml/cex" xmlns:w16cid="http://schemas.microsoft.com/office/word/2016/wordml/cid" xmlns:w16="http://schemas.microsoft.com/office/word/2018/wordml" xmlns:w16du="http://schemas.microsoft.com/office/word/2023/wordml/word16du" xmlns:w16sdtdh="http://schemas.microsoft.com/office/word/2020/wordml/sdtdatahash" xmlns:w16se="http://schemas.microsoft.com/office/word/2015/wordml/symex" xmlns:wpg="http://schemas.microsoft.com/office/word/2010/wordprocessingGroup" xmlns:wpi="http://schemas.microsoft.com/office/word/2010/wordprocessingInk" xmlns:wne="http://schemas.microsoft.com/office/word/2006/wordml" xmlns:wps="http://schemas.microsoft.com/office/word/2010/wordprocessingShape" mc:Ignorable="w14 w15 w16se w16cid w16 w16cex w16sdtdh w16du wp14">
+<w:footnotes xmlns:wpc="http://schemas.microsoft.com/office/word/2010/wordprocessingCanvas" xmlns:cx="http://schemas.microsoft.com/office/drawing/2014/chartex" xmlns:cx1="http://schemas.microsoft.com/office/drawing/2015/9/8/chartex" xmlns:cx2="http://schemas.microsoft.com/office/drawing/2015/10/21/chartex" xmlns:cx3="http://schemas.microsoft.com/office/drawing/2016/5/9/chartex" xmlns:cx4="http://schemas.microsoft.com/office/drawing/2016/5/10/chartex" xmlns:cx5="http://schemas.microsoft.com/office/drawing/2016/5/11/chartex" xmlns:cx6="http://schemas.microsoft.com/office/drawing/2016/5/12/chartex" xmlns:cx7="http://schemas.microsoft.com/office/drawing/2016/5/13/chartex" xmlns:cx8="http://schemas.microsoft.com/office/drawing/2016/5/14/chartex" xmlns:mc="http://schemas.openxmlformats.org/markup-compatibility/2006" xmlns:aink="http://schemas.microsoft.com/office/drawing/2016/ink" xmlns:am3d="http://schemas.microsoft.com/office/drawing/2017/model3d" xmlns:o="urn:schemas-microsoft-com:office:office" xmlns:oel="http://schemas.microsoft.com/office/2019/extlst" xmlns:r="http://schemas.openxmlformats.org/officeDocument/2006/relationships" xmlns:m="http://schemas.openxmlformats.org/officeDocument/2006/math" xmlns:v="urn:schemas-microsoft-com:vml" xmlns:wp14="http://schemas.microsoft.com/office/word/2010/wordprocessingDrawing" xmlns:wp="http://schemas.openxmlformats.org/drawingml/2006/wordprocessingDrawing" xmlns:w10="urn:schemas-microsoft-com:office:word" xmlns:w="http://schemas.openxmlformats.org/wordprocessingml/2006/main" xmlns:w14="http://schemas.microsoft.com/office/word/2010/wordml" xmlns:w15="http://schemas.microsoft.com/office/word/2012/wordml" xmlns:w16cex="http://schemas.microsoft.com/office/word/2018/wordml/cex" xmlns:w16cid="http://schemas.microsoft.com/office/word/2016/wordml/cid" xmlns:w16="http://schemas.microsoft.com/office/word/2018/wordml" xmlns:w16du="http://schemas.microsoft.com/office/word/2023/wordml/word16du" xmlns:w16sdtdh="http://schemas.microsoft.com/office/word/2020/wordml/sdtdatahash" xmlns:w16sdtfl="http://schemas.microsoft.com/office/word/2024/wordml/sdtformatlock" xmlns:w16se="http://schemas.microsoft.com/office/word/2015/wordml/symex" xmlns:wpg="http://schemas.microsoft.com/office/word/2010/wordprocessingGroup" xmlns:wpi="http://schemas.microsoft.com/office/word/2010/wordprocessingInk" xmlns:wne="http://schemas.microsoft.com/office/word/2006/wordml" xmlns:wps="http://schemas.microsoft.com/office/word/2010/wordprocessingShape" mc:Ignorable="w14 w15 w16se w16cid w16 w16cex w16sdtdh w16sdtfl w16du wp14">
   <w:footnote w:type="separator" w:id="-1">
     <w:p>
       <w:pPr>
@@ -26904,7 +26728,7 @@
 </file>
 
 <file path=word/header1.xml><?xml version="1.0" encoding="utf-8"?>
-<w:hdr xmlns:wpc="http://schemas.microsoft.com/office/word/2010/wordprocessingCanvas" xmlns:cx="http://schemas.microsoft.com/office/drawing/2014/chartex" xmlns:cx1="http://schemas.microsoft.com/office/drawing/2015/9/8/chartex" xmlns:cx2="http://schemas.microsoft.com/office/drawing/2015/10/21/chartex" xmlns:cx3="http://schemas.microsoft.com/office/drawing/2016/5/9/chartex" xmlns:cx4="http://schemas.microsoft.com/office/drawing/2016/5/10/chartex" xmlns:cx5="http://schemas.microsoft.com/office/drawing/2016/5/11/chartex" xmlns:cx6="http://schemas.microsoft.com/office/drawing/2016/5/12/chartex" xmlns:cx7="http://schemas.microsoft.com/office/drawing/2016/5/13/chartex" xmlns:cx8="http://schemas.microsoft.com/office/drawing/2016/5/14/chartex" xmlns:mc="http://schemas.openxmlformats.org/markup-compatibility/2006" xmlns:aink="http://schemas.microsoft.com/office/drawing/2016/ink" xmlns:am3d="http://schemas.microsoft.com/office/drawing/2017/model3d" xmlns:o="urn:schemas-microsoft-com:office:office" xmlns:oel="http://schemas.microsoft.com/office/2019/extlst" xmlns:r="http://schemas.openxmlformats.org/officeDocument/2006/relationships" xmlns:m="http://schemas.openxmlformats.org/officeDocument/2006/math" xmlns:v="urn:schemas-microsoft-com:vml" xmlns:wp14="http://schemas.microsoft.com/office/word/2010/wordprocessingDrawing" xmlns:wp="http://schemas.openxmlformats.org/drawingml/2006/wordprocessingDrawing" xmlns:w10="urn:schemas-microsoft-com:office:word" xmlns:w="http://schemas.openxmlformats.org/wordprocessingml/2006/main" xmlns:w14="http://schemas.microsoft.com/office/word/2010/wordml" xmlns:w15="http://schemas.microsoft.com/office/word/2012/wordml" xmlns:w16cex="http://schemas.microsoft.com/office/word/2018/wordml/cex" xmlns:w16cid="http://schemas.microsoft.com/office/word/2016/wordml/cid" xmlns:w16="http://schemas.microsoft.com/office/word/2018/wordml" xmlns:w16du="http://schemas.microsoft.com/office/word/2023/wordml/word16du" xmlns:w16sdtdh="http://schemas.microsoft.com/office/word/2020/wordml/sdtdatahash" xmlns:w16se="http://schemas.microsoft.com/office/word/2015/wordml/symex" xmlns:wpg="http://schemas.microsoft.com/office/word/2010/wordprocessingGroup" xmlns:wpi="http://schemas.microsoft.com/office/word/2010/wordprocessingInk" xmlns:wne="http://schemas.microsoft.com/office/word/2006/wordml" xmlns:wps="http://schemas.microsoft.com/office/word/2010/wordprocessingShape" mc:Ignorable="w14 w15 w16se w16cid w16 w16cex w16sdtdh w16du wp14">
+<w:hdr xmlns:wpc="http://schemas.microsoft.com/office/word/2010/wordprocessingCanvas" xmlns:cx="http://schemas.microsoft.com/office/drawing/2014/chartex" xmlns:cx1="http://schemas.microsoft.com/office/drawing/2015/9/8/chartex" xmlns:cx2="http://schemas.microsoft.com/office/drawing/2015/10/21/chartex" xmlns:cx3="http://schemas.microsoft.com/office/drawing/2016/5/9/chartex" xmlns:cx4="http://schemas.microsoft.com/office/drawing/2016/5/10/chartex" xmlns:cx5="http://schemas.microsoft.com/office/drawing/2016/5/11/chartex" xmlns:cx6="http://schemas.microsoft.com/office/drawing/2016/5/12/chartex" xmlns:cx7="http://schemas.microsoft.com/office/drawing/2016/5/13/chartex" xmlns:cx8="http://schemas.microsoft.com/office/drawing/2016/5/14/chartex" xmlns:mc="http://schemas.openxmlformats.org/markup-compatibility/2006" xmlns:aink="http://schemas.microsoft.com/office/drawing/2016/ink" xmlns:am3d="http://schemas.microsoft.com/office/drawing/2017/model3d" xmlns:o="urn:schemas-microsoft-com:office:office" xmlns:oel="http://schemas.microsoft.com/office/2019/extlst" xmlns:r="http://schemas.openxmlformats.org/officeDocument/2006/relationships" xmlns:m="http://schemas.openxmlformats.org/officeDocument/2006/math" xmlns:v="urn:schemas-microsoft-com:vml" xmlns:wp14="http://schemas.microsoft.com/office/word/2010/wordprocessingDrawing" xmlns:wp="http://schemas.openxmlformats.org/drawingml/2006/wordprocessingDrawing" xmlns:w10="urn:schemas-microsoft-com:office:word" xmlns:w="http://schemas.openxmlformats.org/wordprocessingml/2006/main" xmlns:w14="http://schemas.microsoft.com/office/word/2010/wordml" xmlns:w15="http://schemas.microsoft.com/office/word/2012/wordml" xmlns:w16cex="http://schemas.microsoft.com/office/word/2018/wordml/cex" xmlns:w16cid="http://schemas.microsoft.com/office/word/2016/wordml/cid" xmlns:w16="http://schemas.microsoft.com/office/word/2018/wordml" xmlns:w16du="http://schemas.microsoft.com/office/word/2023/wordml/word16du" xmlns:w16sdtdh="http://schemas.microsoft.com/office/word/2020/wordml/sdtdatahash" xmlns:w16sdtfl="http://schemas.microsoft.com/office/word/2024/wordml/sdtformatlock" xmlns:w16se="http://schemas.microsoft.com/office/word/2015/wordml/symex" xmlns:wpg="http://schemas.microsoft.com/office/word/2010/wordprocessingGroup" xmlns:wpi="http://schemas.microsoft.com/office/word/2010/wordprocessingInk" xmlns:wne="http://schemas.microsoft.com/office/word/2006/wordml" xmlns:wps="http://schemas.microsoft.com/office/word/2010/wordprocessingShape" mc:Ignorable="w14 w15 w16se w16cid w16 w16cex w16sdtdh w16sdtfl w16du wp14">
   <w:tbl>
     <w:tblPr>
       <w:tblStyle w:val="Tablaconcuadrcula"/>
@@ -27194,7 +27018,7 @@
 </file>
 
 <file path=word/numbering.xml><?xml version="1.0" encoding="utf-8"?>
-<w:numbering xmlns:wpc="http://schemas.microsoft.com/office/word/2010/wordprocessingCanvas" xmlns:cx="http://schemas.microsoft.com/office/drawing/2014/chartex" xmlns:cx1="http://schemas.microsoft.com/office/drawing/2015/9/8/chartex" xmlns:cx2="http://schemas.microsoft.com/office/drawing/2015/10/21/chartex" xmlns:cx3="http://schemas.microsoft.com/office/drawing/2016/5/9/chartex" xmlns:cx4="http://schemas.microsoft.com/office/drawing/2016/5/10/chartex" xmlns:cx5="http://schemas.microsoft.com/office/drawing/2016/5/11/chartex" xmlns:cx6="http://schemas.microsoft.com/office/drawing/2016/5/12/chartex" xmlns:cx7="http://schemas.microsoft.com/office/drawing/2016/5/13/chartex" xmlns:cx8="http://schemas.microsoft.com/office/drawing/2016/5/14/chartex" xmlns:mc="http://schemas.openxmlformats.org/markup-compatibility/2006" xmlns:aink="http://schemas.microsoft.com/office/drawing/2016/ink" xmlns:am3d="http://schemas.microsoft.com/office/drawing/2017/model3d" xmlns:o="urn:schemas-microsoft-com:office:office" xmlns:oel="http://schemas.microsoft.com/office/2019/extlst" xmlns:r="http://schemas.openxmlformats.org/officeDocument/2006/relationships" xmlns:m="http://schemas.openxmlformats.org/officeDocument/2006/math" xmlns:v="urn:schemas-microsoft-com:vml" xmlns:wp14="http://schemas.microsoft.com/office/word/2010/wordprocessingDrawing" xmlns:wp="http://schemas.openxmlformats.org/drawingml/2006/wordprocessingDrawing" xmlns:w10="urn:schemas-microsoft-com:office:word" xmlns:w="http://schemas.openxmlformats.org/wordprocessingml/2006/main" xmlns:w14="http://schemas.microsoft.com/office/word/2010/wordml" xmlns:w15="http://schemas.microsoft.com/office/word/2012/wordml" xmlns:w16cex="http://schemas.microsoft.com/office/word/2018/wordml/cex" xmlns:w16cid="http://schemas.microsoft.com/office/word/2016/wordml/cid" xmlns:w16="http://schemas.microsoft.com/office/word/2018/wordml" xmlns:w16du="http://schemas.microsoft.com/office/word/2023/wordml/word16du" xmlns:w16sdtdh="http://schemas.microsoft.com/office/word/2020/wordml/sdtdatahash" xmlns:w16se="http://schemas.microsoft.com/office/word/2015/wordml/symex" xmlns:wpg="http://schemas.microsoft.com/office/word/2010/wordprocessingGroup" xmlns:wpi="http://schemas.microsoft.com/office/word/2010/wordprocessingInk" xmlns:wne="http://schemas.microsoft.com/office/word/2006/wordml" xmlns:wps="http://schemas.microsoft.com/office/word/2010/wordprocessingShape" mc:Ignorable="w14 w15 w16se w16cid w16 w16cex w16sdtdh w16du wp14">
+<w:numbering xmlns:wpc="http://schemas.microsoft.com/office/word/2010/wordprocessingCanvas" xmlns:cx="http://schemas.microsoft.com/office/drawing/2014/chartex" xmlns:cx1="http://schemas.microsoft.com/office/drawing/2015/9/8/chartex" xmlns:cx2="http://schemas.microsoft.com/office/drawing/2015/10/21/chartex" xmlns:cx3="http://schemas.microsoft.com/office/drawing/2016/5/9/chartex" xmlns:cx4="http://schemas.microsoft.com/office/drawing/2016/5/10/chartex" xmlns:cx5="http://schemas.microsoft.com/office/drawing/2016/5/11/chartex" xmlns:cx6="http://schemas.microsoft.com/office/drawing/2016/5/12/chartex" xmlns:cx7="http://schemas.microsoft.com/office/drawing/2016/5/13/chartex" xmlns:cx8="http://schemas.microsoft.com/office/drawing/2016/5/14/chartex" xmlns:mc="http://schemas.openxmlformats.org/markup-compatibility/2006" xmlns:aink="http://schemas.microsoft.com/office/drawing/2016/ink" xmlns:am3d="http://schemas.microsoft.com/office/drawing/2017/model3d" xmlns:o="urn:schemas-microsoft-com:office:office" xmlns:oel="http://schemas.microsoft.com/office/2019/extlst" xmlns:r="http://schemas.openxmlformats.org/officeDocument/2006/relationships" xmlns:m="http://schemas.openxmlformats.org/officeDocument/2006/math" xmlns:v="urn:schemas-microsoft-com:vml" xmlns:wp14="http://schemas.microsoft.com/office/word/2010/wordprocessingDrawing" xmlns:wp="http://schemas.openxmlformats.org/drawingml/2006/wordprocessingDrawing" xmlns:w10="urn:schemas-microsoft-com:office:word" xmlns:w="http://schemas.openxmlformats.org/wordprocessingml/2006/main" xmlns:w14="http://schemas.microsoft.com/office/word/2010/wordml" xmlns:w15="http://schemas.microsoft.com/office/word/2012/wordml" xmlns:w16cex="http://schemas.microsoft.com/office/word/2018/wordml/cex" xmlns:w16cid="http://schemas.microsoft.com/office/word/2016/wordml/cid" xmlns:w16="http://schemas.microsoft.com/office/word/2018/wordml" xmlns:w16du="http://schemas.microsoft.com/office/word/2023/wordml/word16du" xmlns:w16sdtdh="http://schemas.microsoft.com/office/word/2020/wordml/sdtdatahash" xmlns:w16sdtfl="http://schemas.microsoft.com/office/word/2024/wordml/sdtformatlock" xmlns:w16se="http://schemas.microsoft.com/office/word/2015/wordml/symex" xmlns:wpg="http://schemas.microsoft.com/office/word/2010/wordprocessingGroup" xmlns:wpi="http://schemas.microsoft.com/office/word/2010/wordprocessingInk" xmlns:wne="http://schemas.microsoft.com/office/word/2006/wordml" xmlns:wps="http://schemas.microsoft.com/office/word/2010/wordprocessingShape" mc:Ignorable="w14 w15 w16se w16cid w16 w16cex w16sdtdh w16sdtfl w16du wp14">
   <w:abstractNum w:abstractNumId="0" w15:restartNumberingAfterBreak="0">
     <w:nsid w:val="01D321E7"/>
     <w:multiLevelType w:val="hybridMultilevel"/>
@@ -31471,7 +31295,7 @@
 </file>
 
 <file path=word/styles.xml><?xml version="1.0" encoding="utf-8"?>
-<w:styles xmlns:mc="http://schemas.openxmlformats.org/markup-compatibility/2006" xmlns:r="http://schemas.openxmlformats.org/officeDocument/2006/relationships" xmlns:w="http://schemas.openxmlformats.org/wordprocessingml/2006/main" xmlns:w14="http://schemas.microsoft.com/office/word/2010/wordml" xmlns:w15="http://schemas.microsoft.com/office/word/2012/wordml" xmlns:w16cex="http://schemas.microsoft.com/office/word/2018/wordml/cex" xmlns:w16cid="http://schemas.microsoft.com/office/word/2016/wordml/cid" xmlns:w16="http://schemas.microsoft.com/office/word/2018/wordml" xmlns:w16du="http://schemas.microsoft.com/office/word/2023/wordml/word16du" xmlns:w16sdtdh="http://schemas.microsoft.com/office/word/2020/wordml/sdtdatahash" xmlns:w16se="http://schemas.microsoft.com/office/word/2015/wordml/symex" mc:Ignorable="w14 w15 w16se w16cid w16 w16cex w16sdtdh w16du">
+<w:styles xmlns:mc="http://schemas.openxmlformats.org/markup-compatibility/2006" xmlns:r="http://schemas.openxmlformats.org/officeDocument/2006/relationships" xmlns:w="http://schemas.openxmlformats.org/wordprocessingml/2006/main" xmlns:w14="http://schemas.microsoft.com/office/word/2010/wordml" xmlns:w15="http://schemas.microsoft.com/office/word/2012/wordml" xmlns:w16cex="http://schemas.microsoft.com/office/word/2018/wordml/cex" xmlns:w16cid="http://schemas.microsoft.com/office/word/2016/wordml/cid" xmlns:w16="http://schemas.microsoft.com/office/word/2018/wordml" xmlns:w16du="http://schemas.microsoft.com/office/word/2023/wordml/word16du" xmlns:w16sdtdh="http://schemas.microsoft.com/office/word/2020/wordml/sdtdatahash" xmlns:w16sdtfl="http://schemas.microsoft.com/office/word/2024/wordml/sdtformatlock" xmlns:w16se="http://schemas.microsoft.com/office/word/2015/wordml/symex" mc:Ignorable="w14 w15 w16se w16cid w16 w16cex w16sdtdh w16sdtfl w16du">
   <w:docDefaults>
     <w:rPrDefault>
       <w:rPr>
@@ -32519,7 +32343,7 @@
       <w14:ligatures w14:val="none"/>
     </w:rPr>
   </w:style>
-  <w:style w:type="character" w:styleId="Textoennegrita">
+  <w:style w:type="character" w:styleId="Fuerte">
     <w:name w:val="Strong"/>
     <w:basedOn w:val="Fuentedeprrafopredeter"/>
     <w:uiPriority w:val="22"/>
